--- a/GitHub新手学生使用指南.docx
+++ b/GitHub新手学生使用指南.docx
@@ -72,20 +72,8 @@
     </w:p>
     <w:p/>
     <w:p/>
-    <w:p>
-      <w:pPr>
-        <w:rPr>
-          <w:rFonts w:hint="eastAsia"/>
-        </w:rPr>
-      </w:pPr>
-    </w:p>
-    <w:p>
-      <w:pPr>
-        <w:rPr>
-          <w:rFonts w:hint="eastAsia"/>
-        </w:rPr>
-      </w:pPr>
-    </w:p>
+    <w:p/>
+    <w:p/>
     <w:p>
       <w:pPr>
         <w:spacing w:after="120"/>
@@ -139,8 +127,3901 @@
     </w:p>
     <w:p>
       <w:pPr>
+        <w:spacing w:before="200" w:after="100"/>
+      </w:pPr>
+      <w:r>
+        <w:rPr>
+          <w:rFonts w:eastAsia="黑体" w:hint="eastAsia"/>
+          <w:b/>
+          <w:bCs/>
+          <w:sz w:val="28"/>
+          <w:szCs w:val="28"/>
+        </w:rPr>
+        <w:lastRenderedPageBreak/>
+        <w:t>目录</w:t>
+      </w:r>
+    </w:p>
+    <w:p>
+      <w:pPr>
+        <w:pStyle w:val="TOC1"/>
+        <w:tabs>
+          <w:tab w:val="right" w:leader="dot" w:pos="8296"/>
+        </w:tabs>
+        <w:rPr>
+          <w:rFonts w:hint="eastAsia"/>
+          <w:noProof/>
+        </w:rPr>
+      </w:pPr>
+      <w:r>
+        <w:fldChar w:fldCharType="begin"/>
+      </w:r>
+      <w:r>
+        <w:instrText xml:space="preserve"> TOC \o "1-2" \h \z \u </w:instrText>
+      </w:r>
+      <w:r>
+        <w:fldChar w:fldCharType="separate"/>
+      </w:r>
+      <w:hyperlink w:anchor="_Toc244257616" w:history="1">
+        <w:r>
+          <w:rPr>
+            <w:rStyle w:val="aff9"/>
+            <w:noProof/>
+          </w:rPr>
+          <w:t>一、</w:t>
+        </w:r>
+        <w:r>
+          <w:rPr>
+            <w:rStyle w:val="aff9"/>
+            <w:noProof/>
+          </w:rPr>
+          <w:t xml:space="preserve">Git </w:t>
+        </w:r>
+        <w:r>
+          <w:rPr>
+            <w:rStyle w:val="aff9"/>
+            <w:noProof/>
+          </w:rPr>
+          <w:t>与</w:t>
+        </w:r>
+        <w:r>
+          <w:rPr>
+            <w:rStyle w:val="aff9"/>
+            <w:noProof/>
+          </w:rPr>
+          <w:t xml:space="preserve"> GitHub </w:t>
+        </w:r>
+        <w:r>
+          <w:rPr>
+            <w:rStyle w:val="aff9"/>
+            <w:noProof/>
+          </w:rPr>
+          <w:t>是什么</w:t>
+        </w:r>
+        <w:r>
+          <w:rPr>
+            <w:rFonts w:hint="eastAsia"/>
+            <w:noProof/>
+            <w:webHidden/>
+          </w:rPr>
+          <w:tab/>
+        </w:r>
+        <w:r>
+          <w:rPr>
+            <w:rFonts w:hint="eastAsia"/>
+            <w:noProof/>
+            <w:webHidden/>
+          </w:rPr>
+          <w:fldChar w:fldCharType="begin"/>
+        </w:r>
+        <w:r>
+          <w:rPr>
+            <w:rFonts w:hint="eastAsia"/>
+            <w:noProof/>
+            <w:webHidden/>
+          </w:rPr>
+          <w:instrText xml:space="preserve"> </w:instrText>
+        </w:r>
+        <w:r>
+          <w:rPr>
+            <w:noProof/>
+            <w:webHidden/>
+          </w:rPr>
+          <w:instrText>PAGEREF _Toc244257616 \h</w:instrText>
+        </w:r>
+        <w:r>
+          <w:rPr>
+            <w:rFonts w:hint="eastAsia"/>
+            <w:noProof/>
+            <w:webHidden/>
+          </w:rPr>
+          <w:instrText xml:space="preserve"> </w:instrText>
+        </w:r>
+        <w:r>
+          <w:rPr>
+            <w:rFonts w:hint="eastAsia"/>
+            <w:noProof/>
+            <w:webHidden/>
+          </w:rPr>
+        </w:r>
+        <w:r>
+          <w:rPr>
+            <w:rFonts w:hint="eastAsia"/>
+            <w:noProof/>
+            <w:webHidden/>
+          </w:rPr>
+          <w:fldChar w:fldCharType="separate"/>
+        </w:r>
+        <w:r>
+          <w:rPr>
+            <w:noProof/>
+            <w:webHidden/>
+          </w:rPr>
+          <w:t>4</w:t>
+        </w:r>
+        <w:r>
+          <w:rPr>
+            <w:rFonts w:hint="eastAsia"/>
+            <w:noProof/>
+            <w:webHidden/>
+          </w:rPr>
+          <w:fldChar w:fldCharType="end"/>
+        </w:r>
+      </w:hyperlink>
+    </w:p>
+    <w:p>
+      <w:pPr>
+        <w:pStyle w:val="TOC2"/>
+        <w:tabs>
+          <w:tab w:val="right" w:leader="dot" w:pos="8296"/>
+        </w:tabs>
+        <w:ind w:left="480"/>
+        <w:rPr>
+          <w:rFonts w:hint="eastAsia"/>
+          <w:noProof/>
+        </w:rPr>
+      </w:pPr>
+      <w:hyperlink w:anchor="_Toc244257617" w:history="1">
+        <w:r>
+          <w:rPr>
+            <w:rStyle w:val="aff9"/>
+            <w:noProof/>
+          </w:rPr>
+          <w:t>（一）</w:t>
+        </w:r>
+        <w:r>
+          <w:rPr>
+            <w:rStyle w:val="aff9"/>
+            <w:noProof/>
+          </w:rPr>
+          <w:t>Git</w:t>
+        </w:r>
+        <w:r>
+          <w:rPr>
+            <w:rStyle w:val="aff9"/>
+            <w:noProof/>
+          </w:rPr>
+          <w:t>：本地版本控制工具</w:t>
+        </w:r>
+        <w:r>
+          <w:rPr>
+            <w:rFonts w:hint="eastAsia"/>
+            <w:noProof/>
+            <w:webHidden/>
+          </w:rPr>
+          <w:tab/>
+        </w:r>
+        <w:r>
+          <w:rPr>
+            <w:rFonts w:hint="eastAsia"/>
+            <w:noProof/>
+            <w:webHidden/>
+          </w:rPr>
+          <w:fldChar w:fldCharType="begin"/>
+        </w:r>
+        <w:r>
+          <w:rPr>
+            <w:rFonts w:hint="eastAsia"/>
+            <w:noProof/>
+            <w:webHidden/>
+          </w:rPr>
+          <w:instrText xml:space="preserve"> </w:instrText>
+        </w:r>
+        <w:r>
+          <w:rPr>
+            <w:noProof/>
+            <w:webHidden/>
+          </w:rPr>
+          <w:instrText>PAGEREF _Toc244257617 \h</w:instrText>
+        </w:r>
+        <w:r>
+          <w:rPr>
+            <w:rFonts w:hint="eastAsia"/>
+            <w:noProof/>
+            <w:webHidden/>
+          </w:rPr>
+          <w:instrText xml:space="preserve"> </w:instrText>
+        </w:r>
+        <w:r>
+          <w:rPr>
+            <w:rFonts w:hint="eastAsia"/>
+            <w:noProof/>
+            <w:webHidden/>
+          </w:rPr>
+        </w:r>
+        <w:r>
+          <w:rPr>
+            <w:rFonts w:hint="eastAsia"/>
+            <w:noProof/>
+            <w:webHidden/>
+          </w:rPr>
+          <w:fldChar w:fldCharType="separate"/>
+        </w:r>
+        <w:r>
+          <w:rPr>
+            <w:noProof/>
+            <w:webHidden/>
+          </w:rPr>
+          <w:t>4</w:t>
+        </w:r>
+        <w:r>
+          <w:rPr>
+            <w:rFonts w:hint="eastAsia"/>
+            <w:noProof/>
+            <w:webHidden/>
+          </w:rPr>
+          <w:fldChar w:fldCharType="end"/>
+        </w:r>
+      </w:hyperlink>
+    </w:p>
+    <w:p>
+      <w:pPr>
+        <w:pStyle w:val="TOC2"/>
+        <w:tabs>
+          <w:tab w:val="right" w:leader="dot" w:pos="8296"/>
+        </w:tabs>
+        <w:ind w:left="480"/>
+        <w:rPr>
+          <w:rFonts w:hint="eastAsia"/>
+          <w:noProof/>
+        </w:rPr>
+      </w:pPr>
+      <w:hyperlink w:anchor="_Toc244257618" w:history="1">
+        <w:r>
+          <w:rPr>
+            <w:rStyle w:val="aff9"/>
+            <w:noProof/>
+          </w:rPr>
+          <w:t>（二）</w:t>
+        </w:r>
+        <w:r>
+          <w:rPr>
+            <w:rStyle w:val="aff9"/>
+            <w:noProof/>
+          </w:rPr>
+          <w:t>GitHub</w:t>
+        </w:r>
+        <w:r>
+          <w:rPr>
+            <w:rStyle w:val="aff9"/>
+            <w:noProof/>
+          </w:rPr>
+          <w:t>：代码托管与协作平台</w:t>
+        </w:r>
+        <w:r>
+          <w:rPr>
+            <w:rFonts w:hint="eastAsia"/>
+            <w:noProof/>
+            <w:webHidden/>
+          </w:rPr>
+          <w:tab/>
+        </w:r>
+        <w:r>
+          <w:rPr>
+            <w:rFonts w:hint="eastAsia"/>
+            <w:noProof/>
+            <w:webHidden/>
+          </w:rPr>
+          <w:fldChar w:fldCharType="begin"/>
+        </w:r>
+        <w:r>
+          <w:rPr>
+            <w:rFonts w:hint="eastAsia"/>
+            <w:noProof/>
+            <w:webHidden/>
+          </w:rPr>
+          <w:instrText xml:space="preserve"> </w:instrText>
+        </w:r>
+        <w:r>
+          <w:rPr>
+            <w:noProof/>
+            <w:webHidden/>
+          </w:rPr>
+          <w:instrText>PAGEREF _Toc244257618 \h</w:instrText>
+        </w:r>
+        <w:r>
+          <w:rPr>
+            <w:rFonts w:hint="eastAsia"/>
+            <w:noProof/>
+            <w:webHidden/>
+          </w:rPr>
+          <w:instrText xml:space="preserve"> </w:instrText>
+        </w:r>
+        <w:r>
+          <w:rPr>
+            <w:rFonts w:hint="eastAsia"/>
+            <w:noProof/>
+            <w:webHidden/>
+          </w:rPr>
+        </w:r>
+        <w:r>
+          <w:rPr>
+            <w:rFonts w:hint="eastAsia"/>
+            <w:noProof/>
+            <w:webHidden/>
+          </w:rPr>
+          <w:fldChar w:fldCharType="separate"/>
+        </w:r>
+        <w:r>
+          <w:rPr>
+            <w:noProof/>
+            <w:webHidden/>
+          </w:rPr>
+          <w:t>4</w:t>
+        </w:r>
+        <w:r>
+          <w:rPr>
+            <w:rFonts w:hint="eastAsia"/>
+            <w:noProof/>
+            <w:webHidden/>
+          </w:rPr>
+          <w:fldChar w:fldCharType="end"/>
+        </w:r>
+      </w:hyperlink>
+    </w:p>
+    <w:p>
+      <w:pPr>
+        <w:pStyle w:val="TOC2"/>
+        <w:tabs>
+          <w:tab w:val="right" w:leader="dot" w:pos="8296"/>
+        </w:tabs>
+        <w:ind w:left="480"/>
+        <w:rPr>
+          <w:rFonts w:hint="eastAsia"/>
+          <w:noProof/>
+        </w:rPr>
+      </w:pPr>
+      <w:hyperlink w:anchor="_Toc244257619" w:history="1">
+        <w:r>
+          <w:rPr>
+            <w:rStyle w:val="aff9"/>
+            <w:noProof/>
+          </w:rPr>
+          <w:t>（三）</w:t>
+        </w:r>
+        <w:r>
+          <w:rPr>
+            <w:rStyle w:val="aff9"/>
+            <w:noProof/>
+          </w:rPr>
+          <w:t xml:space="preserve">Git </w:t>
+        </w:r>
+        <w:r>
+          <w:rPr>
+            <w:rStyle w:val="aff9"/>
+            <w:noProof/>
+          </w:rPr>
+          <w:t>与</w:t>
+        </w:r>
+        <w:r>
+          <w:rPr>
+            <w:rStyle w:val="aff9"/>
+            <w:noProof/>
+          </w:rPr>
+          <w:t xml:space="preserve"> GitHub </w:t>
+        </w:r>
+        <w:r>
+          <w:rPr>
+            <w:rStyle w:val="aff9"/>
+            <w:noProof/>
+          </w:rPr>
+          <w:t>的关系</w:t>
+        </w:r>
+        <w:r>
+          <w:rPr>
+            <w:rFonts w:hint="eastAsia"/>
+            <w:noProof/>
+            <w:webHidden/>
+          </w:rPr>
+          <w:tab/>
+        </w:r>
+        <w:r>
+          <w:rPr>
+            <w:rFonts w:hint="eastAsia"/>
+            <w:noProof/>
+            <w:webHidden/>
+          </w:rPr>
+          <w:fldChar w:fldCharType="begin"/>
+        </w:r>
+        <w:r>
+          <w:rPr>
+            <w:rFonts w:hint="eastAsia"/>
+            <w:noProof/>
+            <w:webHidden/>
+          </w:rPr>
+          <w:instrText xml:space="preserve"> </w:instrText>
+        </w:r>
+        <w:r>
+          <w:rPr>
+            <w:noProof/>
+            <w:webHidden/>
+          </w:rPr>
+          <w:instrText>PAGEREF _Toc244257619 \h</w:instrText>
+        </w:r>
+        <w:r>
+          <w:rPr>
+            <w:rFonts w:hint="eastAsia"/>
+            <w:noProof/>
+            <w:webHidden/>
+          </w:rPr>
+          <w:instrText xml:space="preserve"> </w:instrText>
+        </w:r>
+        <w:r>
+          <w:rPr>
+            <w:rFonts w:hint="eastAsia"/>
+            <w:noProof/>
+            <w:webHidden/>
+          </w:rPr>
+        </w:r>
+        <w:r>
+          <w:rPr>
+            <w:rFonts w:hint="eastAsia"/>
+            <w:noProof/>
+            <w:webHidden/>
+          </w:rPr>
+          <w:fldChar w:fldCharType="separate"/>
+        </w:r>
+        <w:r>
+          <w:rPr>
+            <w:noProof/>
+            <w:webHidden/>
+          </w:rPr>
+          <w:t>4</w:t>
+        </w:r>
+        <w:r>
+          <w:rPr>
+            <w:rFonts w:hint="eastAsia"/>
+            <w:noProof/>
+            <w:webHidden/>
+          </w:rPr>
+          <w:fldChar w:fldCharType="end"/>
+        </w:r>
+      </w:hyperlink>
+    </w:p>
+    <w:p>
+      <w:pPr>
+        <w:pStyle w:val="TOC1"/>
+        <w:tabs>
+          <w:tab w:val="right" w:leader="dot" w:pos="8296"/>
+        </w:tabs>
+        <w:rPr>
+          <w:rFonts w:hint="eastAsia"/>
+          <w:noProof/>
+        </w:rPr>
+      </w:pPr>
+      <w:hyperlink w:anchor="_Toc244257620" w:history="1">
+        <w:r>
+          <w:rPr>
+            <w:rStyle w:val="aff9"/>
+            <w:noProof/>
+          </w:rPr>
+          <w:t>二、注册与基础配置</w:t>
+        </w:r>
+        <w:r>
+          <w:rPr>
+            <w:rFonts w:hint="eastAsia"/>
+            <w:noProof/>
+            <w:webHidden/>
+          </w:rPr>
+          <w:tab/>
+        </w:r>
+        <w:r>
+          <w:rPr>
+            <w:rFonts w:hint="eastAsia"/>
+            <w:noProof/>
+            <w:webHidden/>
+          </w:rPr>
+          <w:fldChar w:fldCharType="begin"/>
+        </w:r>
+        <w:r>
+          <w:rPr>
+            <w:rFonts w:hint="eastAsia"/>
+            <w:noProof/>
+            <w:webHidden/>
+          </w:rPr>
+          <w:instrText xml:space="preserve"> </w:instrText>
+        </w:r>
+        <w:r>
+          <w:rPr>
+            <w:noProof/>
+            <w:webHidden/>
+          </w:rPr>
+          <w:instrText>PAGEREF _Toc244257620 \h</w:instrText>
+        </w:r>
+        <w:r>
+          <w:rPr>
+            <w:rFonts w:hint="eastAsia"/>
+            <w:noProof/>
+            <w:webHidden/>
+          </w:rPr>
+          <w:instrText xml:space="preserve"> </w:instrText>
+        </w:r>
+        <w:r>
+          <w:rPr>
+            <w:rFonts w:hint="eastAsia"/>
+            <w:noProof/>
+            <w:webHidden/>
+          </w:rPr>
+        </w:r>
+        <w:r>
+          <w:rPr>
+            <w:rFonts w:hint="eastAsia"/>
+            <w:noProof/>
+            <w:webHidden/>
+          </w:rPr>
+          <w:fldChar w:fldCharType="separate"/>
+        </w:r>
+        <w:r>
+          <w:rPr>
+            <w:noProof/>
+            <w:webHidden/>
+          </w:rPr>
+          <w:t>4</w:t>
+        </w:r>
+        <w:r>
+          <w:rPr>
+            <w:rFonts w:hint="eastAsia"/>
+            <w:noProof/>
+            <w:webHidden/>
+          </w:rPr>
+          <w:fldChar w:fldCharType="end"/>
+        </w:r>
+      </w:hyperlink>
+    </w:p>
+    <w:p>
+      <w:pPr>
+        <w:pStyle w:val="TOC2"/>
+        <w:tabs>
+          <w:tab w:val="right" w:leader="dot" w:pos="8296"/>
+        </w:tabs>
+        <w:ind w:left="480"/>
+        <w:rPr>
+          <w:rFonts w:hint="eastAsia"/>
+          <w:noProof/>
+        </w:rPr>
+      </w:pPr>
+      <w:hyperlink w:anchor="_Toc244257621" w:history="1">
+        <w:r>
+          <w:rPr>
+            <w:rStyle w:val="aff9"/>
+            <w:noProof/>
+          </w:rPr>
+          <w:t>（一）注册</w:t>
+        </w:r>
+        <w:r>
+          <w:rPr>
+            <w:rStyle w:val="aff9"/>
+            <w:noProof/>
+          </w:rPr>
+          <w:t xml:space="preserve"> GitHub </w:t>
+        </w:r>
+        <w:r>
+          <w:rPr>
+            <w:rStyle w:val="aff9"/>
+            <w:noProof/>
+          </w:rPr>
+          <w:t>账号</w:t>
+        </w:r>
+        <w:r>
+          <w:rPr>
+            <w:rFonts w:hint="eastAsia"/>
+            <w:noProof/>
+            <w:webHidden/>
+          </w:rPr>
+          <w:tab/>
+        </w:r>
+        <w:r>
+          <w:rPr>
+            <w:rFonts w:hint="eastAsia"/>
+            <w:noProof/>
+            <w:webHidden/>
+          </w:rPr>
+          <w:fldChar w:fldCharType="begin"/>
+        </w:r>
+        <w:r>
+          <w:rPr>
+            <w:rFonts w:hint="eastAsia"/>
+            <w:noProof/>
+            <w:webHidden/>
+          </w:rPr>
+          <w:instrText xml:space="preserve"> </w:instrText>
+        </w:r>
+        <w:r>
+          <w:rPr>
+            <w:noProof/>
+            <w:webHidden/>
+          </w:rPr>
+          <w:instrText>PAGEREF _Toc244257621 \h</w:instrText>
+        </w:r>
+        <w:r>
+          <w:rPr>
+            <w:rFonts w:hint="eastAsia"/>
+            <w:noProof/>
+            <w:webHidden/>
+          </w:rPr>
+          <w:instrText xml:space="preserve"> </w:instrText>
+        </w:r>
+        <w:r>
+          <w:rPr>
+            <w:rFonts w:hint="eastAsia"/>
+            <w:noProof/>
+            <w:webHidden/>
+          </w:rPr>
+        </w:r>
+        <w:r>
+          <w:rPr>
+            <w:rFonts w:hint="eastAsia"/>
+            <w:noProof/>
+            <w:webHidden/>
+          </w:rPr>
+          <w:fldChar w:fldCharType="separate"/>
+        </w:r>
+        <w:r>
+          <w:rPr>
+            <w:noProof/>
+            <w:webHidden/>
+          </w:rPr>
+          <w:t>4</w:t>
+        </w:r>
+        <w:r>
+          <w:rPr>
+            <w:rFonts w:hint="eastAsia"/>
+            <w:noProof/>
+            <w:webHidden/>
+          </w:rPr>
+          <w:fldChar w:fldCharType="end"/>
+        </w:r>
+      </w:hyperlink>
+    </w:p>
+    <w:p>
+      <w:pPr>
+        <w:pStyle w:val="TOC2"/>
+        <w:tabs>
+          <w:tab w:val="right" w:leader="dot" w:pos="8296"/>
+        </w:tabs>
+        <w:ind w:left="480"/>
+        <w:rPr>
+          <w:rFonts w:hint="eastAsia"/>
+          <w:noProof/>
+        </w:rPr>
+      </w:pPr>
+      <w:hyperlink w:anchor="_Toc244257622" w:history="1">
+        <w:r>
+          <w:rPr>
+            <w:rStyle w:val="aff9"/>
+            <w:noProof/>
+          </w:rPr>
+          <w:t>（二）安装</w:t>
+        </w:r>
+        <w:r>
+          <w:rPr>
+            <w:rStyle w:val="aff9"/>
+            <w:noProof/>
+          </w:rPr>
+          <w:t xml:space="preserve"> Git </w:t>
+        </w:r>
+        <w:r>
+          <w:rPr>
+            <w:rStyle w:val="aff9"/>
+            <w:noProof/>
+          </w:rPr>
+          <w:t>并配置身份</w:t>
+        </w:r>
+        <w:r>
+          <w:rPr>
+            <w:rFonts w:hint="eastAsia"/>
+            <w:noProof/>
+            <w:webHidden/>
+          </w:rPr>
+          <w:tab/>
+        </w:r>
+        <w:r>
+          <w:rPr>
+            <w:rFonts w:hint="eastAsia"/>
+            <w:noProof/>
+            <w:webHidden/>
+          </w:rPr>
+          <w:fldChar w:fldCharType="begin"/>
+        </w:r>
+        <w:r>
+          <w:rPr>
+            <w:rFonts w:hint="eastAsia"/>
+            <w:noProof/>
+            <w:webHidden/>
+          </w:rPr>
+          <w:instrText xml:space="preserve"> </w:instrText>
+        </w:r>
+        <w:r>
+          <w:rPr>
+            <w:noProof/>
+            <w:webHidden/>
+          </w:rPr>
+          <w:instrText>PAGEREF _Toc244257622 \h</w:instrText>
+        </w:r>
+        <w:r>
+          <w:rPr>
+            <w:rFonts w:hint="eastAsia"/>
+            <w:noProof/>
+            <w:webHidden/>
+          </w:rPr>
+          <w:instrText xml:space="preserve"> </w:instrText>
+        </w:r>
+        <w:r>
+          <w:rPr>
+            <w:rFonts w:hint="eastAsia"/>
+            <w:noProof/>
+            <w:webHidden/>
+          </w:rPr>
+        </w:r>
+        <w:r>
+          <w:rPr>
+            <w:rFonts w:hint="eastAsia"/>
+            <w:noProof/>
+            <w:webHidden/>
+          </w:rPr>
+          <w:fldChar w:fldCharType="separate"/>
+        </w:r>
+        <w:r>
+          <w:rPr>
+            <w:noProof/>
+            <w:webHidden/>
+          </w:rPr>
+          <w:t>5</w:t>
+        </w:r>
+        <w:r>
+          <w:rPr>
+            <w:rFonts w:hint="eastAsia"/>
+            <w:noProof/>
+            <w:webHidden/>
+          </w:rPr>
+          <w:fldChar w:fldCharType="end"/>
+        </w:r>
+      </w:hyperlink>
+    </w:p>
+    <w:p>
+      <w:pPr>
+        <w:pStyle w:val="TOC2"/>
+        <w:tabs>
+          <w:tab w:val="right" w:leader="dot" w:pos="8296"/>
+        </w:tabs>
+        <w:ind w:left="480"/>
+        <w:rPr>
+          <w:rFonts w:hint="eastAsia"/>
+          <w:noProof/>
+        </w:rPr>
+      </w:pPr>
+      <w:hyperlink w:anchor="_Toc244257623" w:history="1">
+        <w:r>
+          <w:rPr>
+            <w:rStyle w:val="aff9"/>
+            <w:noProof/>
+          </w:rPr>
+          <w:t>（三）配置</w:t>
+        </w:r>
+        <w:r>
+          <w:rPr>
+            <w:rStyle w:val="aff9"/>
+            <w:noProof/>
+          </w:rPr>
+          <w:t xml:space="preserve"> SSH </w:t>
+        </w:r>
+        <w:r>
+          <w:rPr>
+            <w:rStyle w:val="aff9"/>
+            <w:noProof/>
+          </w:rPr>
+          <w:t>密钥（推荐）</w:t>
+        </w:r>
+        <w:r>
+          <w:rPr>
+            <w:rFonts w:hint="eastAsia"/>
+            <w:noProof/>
+            <w:webHidden/>
+          </w:rPr>
+          <w:tab/>
+        </w:r>
+        <w:r>
+          <w:rPr>
+            <w:rFonts w:hint="eastAsia"/>
+            <w:noProof/>
+            <w:webHidden/>
+          </w:rPr>
+          <w:fldChar w:fldCharType="begin"/>
+        </w:r>
+        <w:r>
+          <w:rPr>
+            <w:rFonts w:hint="eastAsia"/>
+            <w:noProof/>
+            <w:webHidden/>
+          </w:rPr>
+          <w:instrText xml:space="preserve"> </w:instrText>
+        </w:r>
+        <w:r>
+          <w:rPr>
+            <w:noProof/>
+            <w:webHidden/>
+          </w:rPr>
+          <w:instrText>PAGEREF _Toc244257623 \h</w:instrText>
+        </w:r>
+        <w:r>
+          <w:rPr>
+            <w:rFonts w:hint="eastAsia"/>
+            <w:noProof/>
+            <w:webHidden/>
+          </w:rPr>
+          <w:instrText xml:space="preserve"> </w:instrText>
+        </w:r>
+        <w:r>
+          <w:rPr>
+            <w:rFonts w:hint="eastAsia"/>
+            <w:noProof/>
+            <w:webHidden/>
+          </w:rPr>
+        </w:r>
+        <w:r>
+          <w:rPr>
+            <w:rFonts w:hint="eastAsia"/>
+            <w:noProof/>
+            <w:webHidden/>
+          </w:rPr>
+          <w:fldChar w:fldCharType="separate"/>
+        </w:r>
+        <w:r>
+          <w:rPr>
+            <w:noProof/>
+            <w:webHidden/>
+          </w:rPr>
+          <w:t>5</w:t>
+        </w:r>
+        <w:r>
+          <w:rPr>
+            <w:rFonts w:hint="eastAsia"/>
+            <w:noProof/>
+            <w:webHidden/>
+          </w:rPr>
+          <w:fldChar w:fldCharType="end"/>
+        </w:r>
+      </w:hyperlink>
+    </w:p>
+    <w:p>
+      <w:pPr>
+        <w:pStyle w:val="TOC2"/>
+        <w:tabs>
+          <w:tab w:val="right" w:leader="dot" w:pos="8296"/>
+        </w:tabs>
+        <w:ind w:left="480"/>
+        <w:rPr>
+          <w:rFonts w:hint="eastAsia"/>
+          <w:noProof/>
+        </w:rPr>
+      </w:pPr>
+      <w:hyperlink w:anchor="_Toc244257624" w:history="1">
+        <w:r>
+          <w:rPr>
+            <w:rStyle w:val="aff9"/>
+            <w:noProof/>
+          </w:rPr>
+          <w:t>（四）小贴士：网络访问不畅怎么办</w:t>
+        </w:r>
+        <w:r>
+          <w:rPr>
+            <w:rFonts w:hint="eastAsia"/>
+            <w:noProof/>
+            <w:webHidden/>
+          </w:rPr>
+          <w:tab/>
+        </w:r>
+        <w:r>
+          <w:rPr>
+            <w:rFonts w:hint="eastAsia"/>
+            <w:noProof/>
+            <w:webHidden/>
+          </w:rPr>
+          <w:fldChar w:fldCharType="begin"/>
+        </w:r>
+        <w:r>
+          <w:rPr>
+            <w:rFonts w:hint="eastAsia"/>
+            <w:noProof/>
+            <w:webHidden/>
+          </w:rPr>
+          <w:instrText xml:space="preserve"> </w:instrText>
+        </w:r>
+        <w:r>
+          <w:rPr>
+            <w:noProof/>
+            <w:webHidden/>
+          </w:rPr>
+          <w:instrText>PAGEREF _Toc244257624 \h</w:instrText>
+        </w:r>
+        <w:r>
+          <w:rPr>
+            <w:rFonts w:hint="eastAsia"/>
+            <w:noProof/>
+            <w:webHidden/>
+          </w:rPr>
+          <w:instrText xml:space="preserve"> </w:instrText>
+        </w:r>
+        <w:r>
+          <w:rPr>
+            <w:rFonts w:hint="eastAsia"/>
+            <w:noProof/>
+            <w:webHidden/>
+          </w:rPr>
+        </w:r>
+        <w:r>
+          <w:rPr>
+            <w:rFonts w:hint="eastAsia"/>
+            <w:noProof/>
+            <w:webHidden/>
+          </w:rPr>
+          <w:fldChar w:fldCharType="separate"/>
+        </w:r>
+        <w:r>
+          <w:rPr>
+            <w:noProof/>
+            <w:webHidden/>
+          </w:rPr>
+          <w:t>6</w:t>
+        </w:r>
+        <w:r>
+          <w:rPr>
+            <w:rFonts w:hint="eastAsia"/>
+            <w:noProof/>
+            <w:webHidden/>
+          </w:rPr>
+          <w:fldChar w:fldCharType="end"/>
+        </w:r>
+      </w:hyperlink>
+    </w:p>
+    <w:p>
+      <w:pPr>
+        <w:pStyle w:val="TOC2"/>
+        <w:tabs>
+          <w:tab w:val="right" w:leader="dot" w:pos="8296"/>
+        </w:tabs>
+        <w:ind w:left="480"/>
+        <w:rPr>
+          <w:rFonts w:hint="eastAsia"/>
+          <w:noProof/>
+        </w:rPr>
+      </w:pPr>
+      <w:hyperlink w:anchor="_Toc244257625" w:history="1">
+        <w:r>
+          <w:rPr>
+            <w:rStyle w:val="aff9"/>
+            <w:noProof/>
+          </w:rPr>
+          <w:t>（五）学生认证：免费领取教育福利</w:t>
+        </w:r>
+        <w:r>
+          <w:rPr>
+            <w:rFonts w:hint="eastAsia"/>
+            <w:noProof/>
+            <w:webHidden/>
+          </w:rPr>
+          <w:tab/>
+        </w:r>
+        <w:r>
+          <w:rPr>
+            <w:rFonts w:hint="eastAsia"/>
+            <w:noProof/>
+            <w:webHidden/>
+          </w:rPr>
+          <w:fldChar w:fldCharType="begin"/>
+        </w:r>
+        <w:r>
+          <w:rPr>
+            <w:rFonts w:hint="eastAsia"/>
+            <w:noProof/>
+            <w:webHidden/>
+          </w:rPr>
+          <w:instrText xml:space="preserve"> </w:instrText>
+        </w:r>
+        <w:r>
+          <w:rPr>
+            <w:noProof/>
+            <w:webHidden/>
+          </w:rPr>
+          <w:instrText>PAGEREF _Toc244257625 \h</w:instrText>
+        </w:r>
+        <w:r>
+          <w:rPr>
+            <w:rFonts w:hint="eastAsia"/>
+            <w:noProof/>
+            <w:webHidden/>
+          </w:rPr>
+          <w:instrText xml:space="preserve"> </w:instrText>
+        </w:r>
+        <w:r>
+          <w:rPr>
+            <w:rFonts w:hint="eastAsia"/>
+            <w:noProof/>
+            <w:webHidden/>
+          </w:rPr>
+        </w:r>
+        <w:r>
+          <w:rPr>
+            <w:rFonts w:hint="eastAsia"/>
+            <w:noProof/>
+            <w:webHidden/>
+          </w:rPr>
+          <w:fldChar w:fldCharType="separate"/>
+        </w:r>
+        <w:r>
+          <w:rPr>
+            <w:noProof/>
+            <w:webHidden/>
+          </w:rPr>
+          <w:t>6</w:t>
+        </w:r>
+        <w:r>
+          <w:rPr>
+            <w:rFonts w:hint="eastAsia"/>
+            <w:noProof/>
+            <w:webHidden/>
+          </w:rPr>
+          <w:fldChar w:fldCharType="end"/>
+        </w:r>
+      </w:hyperlink>
+    </w:p>
+    <w:p>
+      <w:pPr>
+        <w:pStyle w:val="TOC1"/>
+        <w:tabs>
+          <w:tab w:val="right" w:leader="dot" w:pos="8296"/>
+        </w:tabs>
+        <w:rPr>
+          <w:rFonts w:hint="eastAsia"/>
+          <w:noProof/>
+        </w:rPr>
+      </w:pPr>
+      <w:hyperlink w:anchor="_Toc244257626" w:history="1">
+        <w:r>
+          <w:rPr>
+            <w:rStyle w:val="aff9"/>
+            <w:noProof/>
+          </w:rPr>
+          <w:t>三、核心概念速查</w:t>
+        </w:r>
+        <w:r>
+          <w:rPr>
+            <w:rFonts w:hint="eastAsia"/>
+            <w:noProof/>
+            <w:webHidden/>
+          </w:rPr>
+          <w:tab/>
+        </w:r>
+        <w:r>
+          <w:rPr>
+            <w:rFonts w:hint="eastAsia"/>
+            <w:noProof/>
+            <w:webHidden/>
+          </w:rPr>
+          <w:fldChar w:fldCharType="begin"/>
+        </w:r>
+        <w:r>
+          <w:rPr>
+            <w:rFonts w:hint="eastAsia"/>
+            <w:noProof/>
+            <w:webHidden/>
+          </w:rPr>
+          <w:instrText xml:space="preserve"> </w:instrText>
+        </w:r>
+        <w:r>
+          <w:rPr>
+            <w:noProof/>
+            <w:webHidden/>
+          </w:rPr>
+          <w:instrText>PAGEREF _Toc244257626 \h</w:instrText>
+        </w:r>
+        <w:r>
+          <w:rPr>
+            <w:rFonts w:hint="eastAsia"/>
+            <w:noProof/>
+            <w:webHidden/>
+          </w:rPr>
+          <w:instrText xml:space="preserve"> </w:instrText>
+        </w:r>
+        <w:r>
+          <w:rPr>
+            <w:rFonts w:hint="eastAsia"/>
+            <w:noProof/>
+            <w:webHidden/>
+          </w:rPr>
+        </w:r>
+        <w:r>
+          <w:rPr>
+            <w:rFonts w:hint="eastAsia"/>
+            <w:noProof/>
+            <w:webHidden/>
+          </w:rPr>
+          <w:fldChar w:fldCharType="separate"/>
+        </w:r>
+        <w:r>
+          <w:rPr>
+            <w:noProof/>
+            <w:webHidden/>
+          </w:rPr>
+          <w:t>7</w:t>
+        </w:r>
+        <w:r>
+          <w:rPr>
+            <w:rFonts w:hint="eastAsia"/>
+            <w:noProof/>
+            <w:webHidden/>
+          </w:rPr>
+          <w:fldChar w:fldCharType="end"/>
+        </w:r>
+      </w:hyperlink>
+    </w:p>
+    <w:p>
+      <w:pPr>
+        <w:pStyle w:val="TOC1"/>
+        <w:tabs>
+          <w:tab w:val="right" w:leader="dot" w:pos="8296"/>
+        </w:tabs>
+        <w:rPr>
+          <w:rFonts w:hint="eastAsia"/>
+          <w:noProof/>
+        </w:rPr>
+      </w:pPr>
+      <w:hyperlink w:anchor="_Toc244257627" w:history="1">
+        <w:r>
+          <w:rPr>
+            <w:rStyle w:val="aff9"/>
+            <w:noProof/>
+          </w:rPr>
+          <w:t>阅读路线：三种使用姿势，对号入座</w:t>
+        </w:r>
+        <w:r>
+          <w:rPr>
+            <w:rFonts w:hint="eastAsia"/>
+            <w:noProof/>
+            <w:webHidden/>
+          </w:rPr>
+          <w:tab/>
+        </w:r>
+        <w:r>
+          <w:rPr>
+            <w:rFonts w:hint="eastAsia"/>
+            <w:noProof/>
+            <w:webHidden/>
+          </w:rPr>
+          <w:fldChar w:fldCharType="begin"/>
+        </w:r>
+        <w:r>
+          <w:rPr>
+            <w:rFonts w:hint="eastAsia"/>
+            <w:noProof/>
+            <w:webHidden/>
+          </w:rPr>
+          <w:instrText xml:space="preserve"> </w:instrText>
+        </w:r>
+        <w:r>
+          <w:rPr>
+            <w:noProof/>
+            <w:webHidden/>
+          </w:rPr>
+          <w:instrText>PAGEREF _Toc244257627 \h</w:instrText>
+        </w:r>
+        <w:r>
+          <w:rPr>
+            <w:rFonts w:hint="eastAsia"/>
+            <w:noProof/>
+            <w:webHidden/>
+          </w:rPr>
+          <w:instrText xml:space="preserve"> </w:instrText>
+        </w:r>
+        <w:r>
+          <w:rPr>
+            <w:rFonts w:hint="eastAsia"/>
+            <w:noProof/>
+            <w:webHidden/>
+          </w:rPr>
+        </w:r>
+        <w:r>
+          <w:rPr>
+            <w:rFonts w:hint="eastAsia"/>
+            <w:noProof/>
+            <w:webHidden/>
+          </w:rPr>
+          <w:fldChar w:fldCharType="separate"/>
+        </w:r>
+        <w:r>
+          <w:rPr>
+            <w:noProof/>
+            <w:webHidden/>
+          </w:rPr>
+          <w:t>8</w:t>
+        </w:r>
+        <w:r>
+          <w:rPr>
+            <w:rFonts w:hint="eastAsia"/>
+            <w:noProof/>
+            <w:webHidden/>
+          </w:rPr>
+          <w:fldChar w:fldCharType="end"/>
+        </w:r>
+      </w:hyperlink>
+    </w:p>
+    <w:p>
+      <w:pPr>
+        <w:pStyle w:val="TOC1"/>
+        <w:tabs>
+          <w:tab w:val="right" w:leader="dot" w:pos="8296"/>
+        </w:tabs>
+        <w:rPr>
+          <w:rFonts w:hint="eastAsia"/>
+          <w:noProof/>
+        </w:rPr>
+      </w:pPr>
+      <w:hyperlink w:anchor="_Toc244257628" w:history="1">
+        <w:r>
+          <w:rPr>
+            <w:rStyle w:val="aff9"/>
+            <w:noProof/>
+          </w:rPr>
+          <w:t>四、电脑端与手机端：两个客户端怎么用</w:t>
+        </w:r>
+        <w:r>
+          <w:rPr>
+            <w:rFonts w:hint="eastAsia"/>
+            <w:noProof/>
+            <w:webHidden/>
+          </w:rPr>
+          <w:tab/>
+        </w:r>
+        <w:r>
+          <w:rPr>
+            <w:rFonts w:hint="eastAsia"/>
+            <w:noProof/>
+            <w:webHidden/>
+          </w:rPr>
+          <w:fldChar w:fldCharType="begin"/>
+        </w:r>
+        <w:r>
+          <w:rPr>
+            <w:rFonts w:hint="eastAsia"/>
+            <w:noProof/>
+            <w:webHidden/>
+          </w:rPr>
+          <w:instrText xml:space="preserve"> </w:instrText>
+        </w:r>
+        <w:r>
+          <w:rPr>
+            <w:noProof/>
+            <w:webHidden/>
+          </w:rPr>
+          <w:instrText>PAGEREF _Toc244257628 \h</w:instrText>
+        </w:r>
+        <w:r>
+          <w:rPr>
+            <w:rFonts w:hint="eastAsia"/>
+            <w:noProof/>
+            <w:webHidden/>
+          </w:rPr>
+          <w:instrText xml:space="preserve"> </w:instrText>
+        </w:r>
+        <w:r>
+          <w:rPr>
+            <w:rFonts w:hint="eastAsia"/>
+            <w:noProof/>
+            <w:webHidden/>
+          </w:rPr>
+        </w:r>
+        <w:r>
+          <w:rPr>
+            <w:rFonts w:hint="eastAsia"/>
+            <w:noProof/>
+            <w:webHidden/>
+          </w:rPr>
+          <w:fldChar w:fldCharType="separate"/>
+        </w:r>
+        <w:r>
+          <w:rPr>
+            <w:noProof/>
+            <w:webHidden/>
+          </w:rPr>
+          <w:t>8</w:t>
+        </w:r>
+        <w:r>
+          <w:rPr>
+            <w:rFonts w:hint="eastAsia"/>
+            <w:noProof/>
+            <w:webHidden/>
+          </w:rPr>
+          <w:fldChar w:fldCharType="end"/>
+        </w:r>
+      </w:hyperlink>
+    </w:p>
+    <w:p>
+      <w:pPr>
+        <w:pStyle w:val="TOC2"/>
+        <w:tabs>
+          <w:tab w:val="right" w:leader="dot" w:pos="8296"/>
+        </w:tabs>
+        <w:ind w:left="480"/>
+        <w:rPr>
+          <w:rFonts w:hint="eastAsia"/>
+          <w:noProof/>
+        </w:rPr>
+      </w:pPr>
+      <w:hyperlink w:anchor="_Toc244257629" w:history="1">
+        <w:r>
+          <w:rPr>
+            <w:rStyle w:val="aff9"/>
+            <w:noProof/>
+          </w:rPr>
+          <w:t>（一）电脑端：</w:t>
+        </w:r>
+        <w:r>
+          <w:rPr>
+            <w:rStyle w:val="aff9"/>
+            <w:noProof/>
+          </w:rPr>
+          <w:t>GitHub Desktop</w:t>
+        </w:r>
+        <w:r>
+          <w:rPr>
+            <w:rFonts w:hint="eastAsia"/>
+            <w:noProof/>
+            <w:webHidden/>
+          </w:rPr>
+          <w:tab/>
+        </w:r>
+        <w:r>
+          <w:rPr>
+            <w:rFonts w:hint="eastAsia"/>
+            <w:noProof/>
+            <w:webHidden/>
+          </w:rPr>
+          <w:fldChar w:fldCharType="begin"/>
+        </w:r>
+        <w:r>
+          <w:rPr>
+            <w:rFonts w:hint="eastAsia"/>
+            <w:noProof/>
+            <w:webHidden/>
+          </w:rPr>
+          <w:instrText xml:space="preserve"> </w:instrText>
+        </w:r>
+        <w:r>
+          <w:rPr>
+            <w:noProof/>
+            <w:webHidden/>
+          </w:rPr>
+          <w:instrText>PAGEREF _Toc244257629 \h</w:instrText>
+        </w:r>
+        <w:r>
+          <w:rPr>
+            <w:rFonts w:hint="eastAsia"/>
+            <w:noProof/>
+            <w:webHidden/>
+          </w:rPr>
+          <w:instrText xml:space="preserve"> </w:instrText>
+        </w:r>
+        <w:r>
+          <w:rPr>
+            <w:rFonts w:hint="eastAsia"/>
+            <w:noProof/>
+            <w:webHidden/>
+          </w:rPr>
+        </w:r>
+        <w:r>
+          <w:rPr>
+            <w:rFonts w:hint="eastAsia"/>
+            <w:noProof/>
+            <w:webHidden/>
+          </w:rPr>
+          <w:fldChar w:fldCharType="separate"/>
+        </w:r>
+        <w:r>
+          <w:rPr>
+            <w:noProof/>
+            <w:webHidden/>
+          </w:rPr>
+          <w:t>8</w:t>
+        </w:r>
+        <w:r>
+          <w:rPr>
+            <w:rFonts w:hint="eastAsia"/>
+            <w:noProof/>
+            <w:webHidden/>
+          </w:rPr>
+          <w:fldChar w:fldCharType="end"/>
+        </w:r>
+      </w:hyperlink>
+    </w:p>
+    <w:p>
+      <w:pPr>
+        <w:pStyle w:val="TOC2"/>
+        <w:tabs>
+          <w:tab w:val="right" w:leader="dot" w:pos="8296"/>
+        </w:tabs>
+        <w:ind w:left="480"/>
+        <w:rPr>
+          <w:rFonts w:hint="eastAsia"/>
+          <w:noProof/>
+        </w:rPr>
+      </w:pPr>
+      <w:hyperlink w:anchor="_Toc244257630" w:history="1">
+        <w:r>
+          <w:rPr>
+            <w:rStyle w:val="aff9"/>
+            <w:noProof/>
+          </w:rPr>
+          <w:t>（二）手机端：</w:t>
+        </w:r>
+        <w:r>
+          <w:rPr>
+            <w:rStyle w:val="aff9"/>
+            <w:noProof/>
+          </w:rPr>
+          <w:t>GitHub App</w:t>
+        </w:r>
+        <w:r>
+          <w:rPr>
+            <w:rFonts w:hint="eastAsia"/>
+            <w:noProof/>
+            <w:webHidden/>
+          </w:rPr>
+          <w:tab/>
+        </w:r>
+        <w:r>
+          <w:rPr>
+            <w:rFonts w:hint="eastAsia"/>
+            <w:noProof/>
+            <w:webHidden/>
+          </w:rPr>
+          <w:fldChar w:fldCharType="begin"/>
+        </w:r>
+        <w:r>
+          <w:rPr>
+            <w:rFonts w:hint="eastAsia"/>
+            <w:noProof/>
+            <w:webHidden/>
+          </w:rPr>
+          <w:instrText xml:space="preserve"> </w:instrText>
+        </w:r>
+        <w:r>
+          <w:rPr>
+            <w:noProof/>
+            <w:webHidden/>
+          </w:rPr>
+          <w:instrText>PAGEREF _Toc244257630 \h</w:instrText>
+        </w:r>
+        <w:r>
+          <w:rPr>
+            <w:rFonts w:hint="eastAsia"/>
+            <w:noProof/>
+            <w:webHidden/>
+          </w:rPr>
+          <w:instrText xml:space="preserve"> </w:instrText>
+        </w:r>
+        <w:r>
+          <w:rPr>
+            <w:rFonts w:hint="eastAsia"/>
+            <w:noProof/>
+            <w:webHidden/>
+          </w:rPr>
+        </w:r>
+        <w:r>
+          <w:rPr>
+            <w:rFonts w:hint="eastAsia"/>
+            <w:noProof/>
+            <w:webHidden/>
+          </w:rPr>
+          <w:fldChar w:fldCharType="separate"/>
+        </w:r>
+        <w:r>
+          <w:rPr>
+            <w:noProof/>
+            <w:webHidden/>
+          </w:rPr>
+          <w:t>11</w:t>
+        </w:r>
+        <w:r>
+          <w:rPr>
+            <w:rFonts w:hint="eastAsia"/>
+            <w:noProof/>
+            <w:webHidden/>
+          </w:rPr>
+          <w:fldChar w:fldCharType="end"/>
+        </w:r>
+      </w:hyperlink>
+    </w:p>
+    <w:p>
+      <w:pPr>
+        <w:pStyle w:val="TOC2"/>
+        <w:tabs>
+          <w:tab w:val="right" w:leader="dot" w:pos="8296"/>
+        </w:tabs>
+        <w:ind w:left="480"/>
+        <w:rPr>
+          <w:rFonts w:hint="eastAsia"/>
+          <w:noProof/>
+        </w:rPr>
+      </w:pPr>
+      <w:hyperlink w:anchor="_Toc244257631" w:history="1">
+        <w:r>
+          <w:rPr>
+            <w:rStyle w:val="aff9"/>
+            <w:noProof/>
+          </w:rPr>
+          <w:t>（三）三端怎么配合</w:t>
+        </w:r>
+        <w:r>
+          <w:rPr>
+            <w:rFonts w:hint="eastAsia"/>
+            <w:noProof/>
+            <w:webHidden/>
+          </w:rPr>
+          <w:tab/>
+        </w:r>
+        <w:r>
+          <w:rPr>
+            <w:rFonts w:hint="eastAsia"/>
+            <w:noProof/>
+            <w:webHidden/>
+          </w:rPr>
+          <w:fldChar w:fldCharType="begin"/>
+        </w:r>
+        <w:r>
+          <w:rPr>
+            <w:rFonts w:hint="eastAsia"/>
+            <w:noProof/>
+            <w:webHidden/>
+          </w:rPr>
+          <w:instrText xml:space="preserve"> </w:instrText>
+        </w:r>
+        <w:r>
+          <w:rPr>
+            <w:noProof/>
+            <w:webHidden/>
+          </w:rPr>
+          <w:instrText>PAGEREF _Toc244257631 \h</w:instrText>
+        </w:r>
+        <w:r>
+          <w:rPr>
+            <w:rFonts w:hint="eastAsia"/>
+            <w:noProof/>
+            <w:webHidden/>
+          </w:rPr>
+          <w:instrText xml:space="preserve"> </w:instrText>
+        </w:r>
+        <w:r>
+          <w:rPr>
+            <w:rFonts w:hint="eastAsia"/>
+            <w:noProof/>
+            <w:webHidden/>
+          </w:rPr>
+        </w:r>
+        <w:r>
+          <w:rPr>
+            <w:rFonts w:hint="eastAsia"/>
+            <w:noProof/>
+            <w:webHidden/>
+          </w:rPr>
+          <w:fldChar w:fldCharType="separate"/>
+        </w:r>
+        <w:r>
+          <w:rPr>
+            <w:noProof/>
+            <w:webHidden/>
+          </w:rPr>
+          <w:t>12</w:t>
+        </w:r>
+        <w:r>
+          <w:rPr>
+            <w:rFonts w:hint="eastAsia"/>
+            <w:noProof/>
+            <w:webHidden/>
+          </w:rPr>
+          <w:fldChar w:fldCharType="end"/>
+        </w:r>
+      </w:hyperlink>
+    </w:p>
+    <w:p>
+      <w:pPr>
+        <w:pStyle w:val="TOC2"/>
+        <w:tabs>
+          <w:tab w:val="right" w:leader="dot" w:pos="8296"/>
+        </w:tabs>
+        <w:ind w:left="480"/>
+        <w:rPr>
+          <w:rFonts w:hint="eastAsia"/>
+          <w:noProof/>
+        </w:rPr>
+      </w:pPr>
+      <w:hyperlink w:anchor="_Toc244257632" w:history="1">
+        <w:r>
+          <w:rPr>
+            <w:rStyle w:val="aff9"/>
+            <w:noProof/>
+          </w:rPr>
+          <w:t>（四）学习进度自检</w:t>
+        </w:r>
+        <w:r>
+          <w:rPr>
+            <w:rFonts w:hint="eastAsia"/>
+            <w:noProof/>
+            <w:webHidden/>
+          </w:rPr>
+          <w:tab/>
+        </w:r>
+        <w:r>
+          <w:rPr>
+            <w:rFonts w:hint="eastAsia"/>
+            <w:noProof/>
+            <w:webHidden/>
+          </w:rPr>
+          <w:fldChar w:fldCharType="begin"/>
+        </w:r>
+        <w:r>
+          <w:rPr>
+            <w:rFonts w:hint="eastAsia"/>
+            <w:noProof/>
+            <w:webHidden/>
+          </w:rPr>
+          <w:instrText xml:space="preserve"> </w:instrText>
+        </w:r>
+        <w:r>
+          <w:rPr>
+            <w:noProof/>
+            <w:webHidden/>
+          </w:rPr>
+          <w:instrText>PAGEREF _Toc244257632 \h</w:instrText>
+        </w:r>
+        <w:r>
+          <w:rPr>
+            <w:rFonts w:hint="eastAsia"/>
+            <w:noProof/>
+            <w:webHidden/>
+          </w:rPr>
+          <w:instrText xml:space="preserve"> </w:instrText>
+        </w:r>
+        <w:r>
+          <w:rPr>
+            <w:rFonts w:hint="eastAsia"/>
+            <w:noProof/>
+            <w:webHidden/>
+          </w:rPr>
+        </w:r>
+        <w:r>
+          <w:rPr>
+            <w:rFonts w:hint="eastAsia"/>
+            <w:noProof/>
+            <w:webHidden/>
+          </w:rPr>
+          <w:fldChar w:fldCharType="separate"/>
+        </w:r>
+        <w:r>
+          <w:rPr>
+            <w:noProof/>
+            <w:webHidden/>
+          </w:rPr>
+          <w:t>12</w:t>
+        </w:r>
+        <w:r>
+          <w:rPr>
+            <w:rFonts w:hint="eastAsia"/>
+            <w:noProof/>
+            <w:webHidden/>
+          </w:rPr>
+          <w:fldChar w:fldCharType="end"/>
+        </w:r>
+      </w:hyperlink>
+    </w:p>
+    <w:p>
+      <w:pPr>
+        <w:pStyle w:val="TOC2"/>
+        <w:tabs>
+          <w:tab w:val="right" w:leader="dot" w:pos="8296"/>
+        </w:tabs>
+        <w:ind w:left="480"/>
+        <w:rPr>
+          <w:rFonts w:hint="eastAsia"/>
+          <w:noProof/>
+        </w:rPr>
+      </w:pPr>
+      <w:hyperlink w:anchor="_Toc244257633" w:history="1">
+        <w:r>
+          <w:rPr>
+            <w:rStyle w:val="aff9"/>
+            <w:noProof/>
+          </w:rPr>
+          <w:t>（五）新手最容易漏掉的四件事</w:t>
+        </w:r>
+        <w:r>
+          <w:rPr>
+            <w:rFonts w:hint="eastAsia"/>
+            <w:noProof/>
+            <w:webHidden/>
+          </w:rPr>
+          <w:tab/>
+        </w:r>
+        <w:r>
+          <w:rPr>
+            <w:rFonts w:hint="eastAsia"/>
+            <w:noProof/>
+            <w:webHidden/>
+          </w:rPr>
+          <w:fldChar w:fldCharType="begin"/>
+        </w:r>
+        <w:r>
+          <w:rPr>
+            <w:rFonts w:hint="eastAsia"/>
+            <w:noProof/>
+            <w:webHidden/>
+          </w:rPr>
+          <w:instrText xml:space="preserve"> </w:instrText>
+        </w:r>
+        <w:r>
+          <w:rPr>
+            <w:noProof/>
+            <w:webHidden/>
+          </w:rPr>
+          <w:instrText>PAGEREF _Toc244257633 \h</w:instrText>
+        </w:r>
+        <w:r>
+          <w:rPr>
+            <w:rFonts w:hint="eastAsia"/>
+            <w:noProof/>
+            <w:webHidden/>
+          </w:rPr>
+          <w:instrText xml:space="preserve"> </w:instrText>
+        </w:r>
+        <w:r>
+          <w:rPr>
+            <w:rFonts w:hint="eastAsia"/>
+            <w:noProof/>
+            <w:webHidden/>
+          </w:rPr>
+        </w:r>
+        <w:r>
+          <w:rPr>
+            <w:rFonts w:hint="eastAsia"/>
+            <w:noProof/>
+            <w:webHidden/>
+          </w:rPr>
+          <w:fldChar w:fldCharType="separate"/>
+        </w:r>
+        <w:r>
+          <w:rPr>
+            <w:noProof/>
+            <w:webHidden/>
+          </w:rPr>
+          <w:t>13</w:t>
+        </w:r>
+        <w:r>
+          <w:rPr>
+            <w:rFonts w:hint="eastAsia"/>
+            <w:noProof/>
+            <w:webHidden/>
+          </w:rPr>
+          <w:fldChar w:fldCharType="end"/>
+        </w:r>
+      </w:hyperlink>
+    </w:p>
+    <w:p>
+      <w:pPr>
+        <w:pStyle w:val="TOC1"/>
+        <w:tabs>
+          <w:tab w:val="right" w:leader="dot" w:pos="8296"/>
+        </w:tabs>
+        <w:rPr>
+          <w:rFonts w:hint="eastAsia"/>
+          <w:noProof/>
+        </w:rPr>
+      </w:pPr>
+      <w:hyperlink w:anchor="_Toc244257634" w:history="1">
+        <w:r>
+          <w:rPr>
+            <w:rStyle w:val="aff9"/>
+            <w:noProof/>
+          </w:rPr>
+          <w:t>五、新手最常用的操作流程</w:t>
+        </w:r>
+        <w:r>
+          <w:rPr>
+            <w:rFonts w:hint="eastAsia"/>
+            <w:noProof/>
+            <w:webHidden/>
+          </w:rPr>
+          <w:tab/>
+        </w:r>
+        <w:r>
+          <w:rPr>
+            <w:rFonts w:hint="eastAsia"/>
+            <w:noProof/>
+            <w:webHidden/>
+          </w:rPr>
+          <w:fldChar w:fldCharType="begin"/>
+        </w:r>
+        <w:r>
+          <w:rPr>
+            <w:rFonts w:hint="eastAsia"/>
+            <w:noProof/>
+            <w:webHidden/>
+          </w:rPr>
+          <w:instrText xml:space="preserve"> </w:instrText>
+        </w:r>
+        <w:r>
+          <w:rPr>
+            <w:noProof/>
+            <w:webHidden/>
+          </w:rPr>
+          <w:instrText>PAGEREF _Toc244257634 \h</w:instrText>
+        </w:r>
+        <w:r>
+          <w:rPr>
+            <w:rFonts w:hint="eastAsia"/>
+            <w:noProof/>
+            <w:webHidden/>
+          </w:rPr>
+          <w:instrText xml:space="preserve"> </w:instrText>
+        </w:r>
+        <w:r>
+          <w:rPr>
+            <w:rFonts w:hint="eastAsia"/>
+            <w:noProof/>
+            <w:webHidden/>
+          </w:rPr>
+        </w:r>
+        <w:r>
+          <w:rPr>
+            <w:rFonts w:hint="eastAsia"/>
+            <w:noProof/>
+            <w:webHidden/>
+          </w:rPr>
+          <w:fldChar w:fldCharType="separate"/>
+        </w:r>
+        <w:r>
+          <w:rPr>
+            <w:noProof/>
+            <w:webHidden/>
+          </w:rPr>
+          <w:t>14</w:t>
+        </w:r>
+        <w:r>
+          <w:rPr>
+            <w:rFonts w:hint="eastAsia"/>
+            <w:noProof/>
+            <w:webHidden/>
+          </w:rPr>
+          <w:fldChar w:fldCharType="end"/>
+        </w:r>
+      </w:hyperlink>
+    </w:p>
+    <w:p>
+      <w:pPr>
+        <w:pStyle w:val="TOC2"/>
+        <w:tabs>
+          <w:tab w:val="right" w:leader="dot" w:pos="8296"/>
+        </w:tabs>
+        <w:ind w:left="480"/>
+        <w:rPr>
+          <w:rFonts w:hint="eastAsia"/>
+          <w:noProof/>
+        </w:rPr>
+      </w:pPr>
+      <w:hyperlink w:anchor="_Toc244257635" w:history="1">
+        <w:r>
+          <w:rPr>
+            <w:rStyle w:val="aff9"/>
+            <w:noProof/>
+          </w:rPr>
+          <w:t>（一）</w:t>
+        </w:r>
+        <w:r>
+          <w:rPr>
+            <w:rStyle w:val="aff9"/>
+            <w:noProof/>
+          </w:rPr>
+          <w:t xml:space="preserve">Git </w:t>
+        </w:r>
+        <w:r>
+          <w:rPr>
+            <w:rStyle w:val="aff9"/>
+            <w:noProof/>
+          </w:rPr>
+          <w:t>的四个工作区域</w:t>
+        </w:r>
+        <w:r>
+          <w:rPr>
+            <w:rFonts w:hint="eastAsia"/>
+            <w:noProof/>
+            <w:webHidden/>
+          </w:rPr>
+          <w:tab/>
+        </w:r>
+        <w:r>
+          <w:rPr>
+            <w:rFonts w:hint="eastAsia"/>
+            <w:noProof/>
+            <w:webHidden/>
+          </w:rPr>
+          <w:fldChar w:fldCharType="begin"/>
+        </w:r>
+        <w:r>
+          <w:rPr>
+            <w:rFonts w:hint="eastAsia"/>
+            <w:noProof/>
+            <w:webHidden/>
+          </w:rPr>
+          <w:instrText xml:space="preserve"> </w:instrText>
+        </w:r>
+        <w:r>
+          <w:rPr>
+            <w:noProof/>
+            <w:webHidden/>
+          </w:rPr>
+          <w:instrText>PAGEREF _Toc244257635 \h</w:instrText>
+        </w:r>
+        <w:r>
+          <w:rPr>
+            <w:rFonts w:hint="eastAsia"/>
+            <w:noProof/>
+            <w:webHidden/>
+          </w:rPr>
+          <w:instrText xml:space="preserve"> </w:instrText>
+        </w:r>
+        <w:r>
+          <w:rPr>
+            <w:rFonts w:hint="eastAsia"/>
+            <w:noProof/>
+            <w:webHidden/>
+          </w:rPr>
+        </w:r>
+        <w:r>
+          <w:rPr>
+            <w:rFonts w:hint="eastAsia"/>
+            <w:noProof/>
+            <w:webHidden/>
+          </w:rPr>
+          <w:fldChar w:fldCharType="separate"/>
+        </w:r>
+        <w:r>
+          <w:rPr>
+            <w:noProof/>
+            <w:webHidden/>
+          </w:rPr>
+          <w:t>14</w:t>
+        </w:r>
+        <w:r>
+          <w:rPr>
+            <w:rFonts w:hint="eastAsia"/>
+            <w:noProof/>
+            <w:webHidden/>
+          </w:rPr>
+          <w:fldChar w:fldCharType="end"/>
+        </w:r>
+      </w:hyperlink>
+    </w:p>
+    <w:p>
+      <w:pPr>
+        <w:pStyle w:val="TOC2"/>
+        <w:tabs>
+          <w:tab w:val="right" w:leader="dot" w:pos="8296"/>
+        </w:tabs>
+        <w:ind w:left="480"/>
+        <w:rPr>
+          <w:rFonts w:hint="eastAsia"/>
+          <w:noProof/>
+        </w:rPr>
+      </w:pPr>
+      <w:hyperlink w:anchor="_Toc244257636" w:history="1">
+        <w:r>
+          <w:rPr>
+            <w:rStyle w:val="aff9"/>
+            <w:noProof/>
+          </w:rPr>
+          <w:t>（二）</w:t>
+        </w:r>
+        <w:r>
+          <w:rPr>
+            <w:rStyle w:val="aff9"/>
+            <w:noProof/>
+          </w:rPr>
+          <w:t xml:space="preserve">10 </w:t>
+        </w:r>
+        <w:r>
+          <w:rPr>
+            <w:rStyle w:val="aff9"/>
+            <w:noProof/>
+          </w:rPr>
+          <w:t>分钟第一次实操</w:t>
+        </w:r>
+        <w:r>
+          <w:rPr>
+            <w:rFonts w:hint="eastAsia"/>
+            <w:noProof/>
+            <w:webHidden/>
+          </w:rPr>
+          <w:tab/>
+        </w:r>
+        <w:r>
+          <w:rPr>
+            <w:rFonts w:hint="eastAsia"/>
+            <w:noProof/>
+            <w:webHidden/>
+          </w:rPr>
+          <w:fldChar w:fldCharType="begin"/>
+        </w:r>
+        <w:r>
+          <w:rPr>
+            <w:rFonts w:hint="eastAsia"/>
+            <w:noProof/>
+            <w:webHidden/>
+          </w:rPr>
+          <w:instrText xml:space="preserve"> </w:instrText>
+        </w:r>
+        <w:r>
+          <w:rPr>
+            <w:noProof/>
+            <w:webHidden/>
+          </w:rPr>
+          <w:instrText>PAGEREF _Toc244257636 \h</w:instrText>
+        </w:r>
+        <w:r>
+          <w:rPr>
+            <w:rFonts w:hint="eastAsia"/>
+            <w:noProof/>
+            <w:webHidden/>
+          </w:rPr>
+          <w:instrText xml:space="preserve"> </w:instrText>
+        </w:r>
+        <w:r>
+          <w:rPr>
+            <w:rFonts w:hint="eastAsia"/>
+            <w:noProof/>
+            <w:webHidden/>
+          </w:rPr>
+        </w:r>
+        <w:r>
+          <w:rPr>
+            <w:rFonts w:hint="eastAsia"/>
+            <w:noProof/>
+            <w:webHidden/>
+          </w:rPr>
+          <w:fldChar w:fldCharType="separate"/>
+        </w:r>
+        <w:r>
+          <w:rPr>
+            <w:noProof/>
+            <w:webHidden/>
+          </w:rPr>
+          <w:t>15</w:t>
+        </w:r>
+        <w:r>
+          <w:rPr>
+            <w:rFonts w:hint="eastAsia"/>
+            <w:noProof/>
+            <w:webHidden/>
+          </w:rPr>
+          <w:fldChar w:fldCharType="end"/>
+        </w:r>
+      </w:hyperlink>
+    </w:p>
+    <w:p>
+      <w:pPr>
+        <w:pStyle w:val="TOC2"/>
+        <w:tabs>
+          <w:tab w:val="right" w:leader="dot" w:pos="8296"/>
+        </w:tabs>
+        <w:ind w:left="480"/>
+        <w:rPr>
+          <w:rFonts w:hint="eastAsia"/>
+          <w:noProof/>
+        </w:rPr>
+      </w:pPr>
+      <w:hyperlink w:anchor="_Toc244257637" w:history="1">
+        <w:r>
+          <w:rPr>
+            <w:rStyle w:val="aff9"/>
+            <w:noProof/>
+          </w:rPr>
+          <w:t>（三）把自己的项目传到</w:t>
+        </w:r>
+        <w:r>
+          <w:rPr>
+            <w:rStyle w:val="aff9"/>
+            <w:noProof/>
+          </w:rPr>
+          <w:t xml:space="preserve"> GitHub</w:t>
+        </w:r>
+        <w:r>
+          <w:rPr>
+            <w:rFonts w:hint="eastAsia"/>
+            <w:noProof/>
+            <w:webHidden/>
+          </w:rPr>
+          <w:tab/>
+        </w:r>
+        <w:r>
+          <w:rPr>
+            <w:rFonts w:hint="eastAsia"/>
+            <w:noProof/>
+            <w:webHidden/>
+          </w:rPr>
+          <w:fldChar w:fldCharType="begin"/>
+        </w:r>
+        <w:r>
+          <w:rPr>
+            <w:rFonts w:hint="eastAsia"/>
+            <w:noProof/>
+            <w:webHidden/>
+          </w:rPr>
+          <w:instrText xml:space="preserve"> </w:instrText>
+        </w:r>
+        <w:r>
+          <w:rPr>
+            <w:noProof/>
+            <w:webHidden/>
+          </w:rPr>
+          <w:instrText>PAGEREF _Toc244257637 \h</w:instrText>
+        </w:r>
+        <w:r>
+          <w:rPr>
+            <w:rFonts w:hint="eastAsia"/>
+            <w:noProof/>
+            <w:webHidden/>
+          </w:rPr>
+          <w:instrText xml:space="preserve"> </w:instrText>
+        </w:r>
+        <w:r>
+          <w:rPr>
+            <w:rFonts w:hint="eastAsia"/>
+            <w:noProof/>
+            <w:webHidden/>
+          </w:rPr>
+        </w:r>
+        <w:r>
+          <w:rPr>
+            <w:rFonts w:hint="eastAsia"/>
+            <w:noProof/>
+            <w:webHidden/>
+          </w:rPr>
+          <w:fldChar w:fldCharType="separate"/>
+        </w:r>
+        <w:r>
+          <w:rPr>
+            <w:noProof/>
+            <w:webHidden/>
+          </w:rPr>
+          <w:t>16</w:t>
+        </w:r>
+        <w:r>
+          <w:rPr>
+            <w:rFonts w:hint="eastAsia"/>
+            <w:noProof/>
+            <w:webHidden/>
+          </w:rPr>
+          <w:fldChar w:fldCharType="end"/>
+        </w:r>
+      </w:hyperlink>
+    </w:p>
+    <w:p>
+      <w:pPr>
+        <w:pStyle w:val="TOC2"/>
+        <w:tabs>
+          <w:tab w:val="right" w:leader="dot" w:pos="8296"/>
+        </w:tabs>
+        <w:ind w:left="480"/>
+        <w:rPr>
+          <w:rFonts w:hint="eastAsia"/>
+          <w:noProof/>
+        </w:rPr>
+      </w:pPr>
+      <w:hyperlink w:anchor="_Toc244257638" w:history="1">
+        <w:r>
+          <w:rPr>
+            <w:rStyle w:val="aff9"/>
+            <w:noProof/>
+          </w:rPr>
+          <w:t>（四）下载别人的项目</w:t>
+        </w:r>
+        <w:r>
+          <w:rPr>
+            <w:rFonts w:hint="eastAsia"/>
+            <w:noProof/>
+            <w:webHidden/>
+          </w:rPr>
+          <w:tab/>
+        </w:r>
+        <w:r>
+          <w:rPr>
+            <w:rFonts w:hint="eastAsia"/>
+            <w:noProof/>
+            <w:webHidden/>
+          </w:rPr>
+          <w:fldChar w:fldCharType="begin"/>
+        </w:r>
+        <w:r>
+          <w:rPr>
+            <w:rFonts w:hint="eastAsia"/>
+            <w:noProof/>
+            <w:webHidden/>
+          </w:rPr>
+          <w:instrText xml:space="preserve"> </w:instrText>
+        </w:r>
+        <w:r>
+          <w:rPr>
+            <w:noProof/>
+            <w:webHidden/>
+          </w:rPr>
+          <w:instrText>PAGEREF _Toc244257638 \h</w:instrText>
+        </w:r>
+        <w:r>
+          <w:rPr>
+            <w:rFonts w:hint="eastAsia"/>
+            <w:noProof/>
+            <w:webHidden/>
+          </w:rPr>
+          <w:instrText xml:space="preserve"> </w:instrText>
+        </w:r>
+        <w:r>
+          <w:rPr>
+            <w:rFonts w:hint="eastAsia"/>
+            <w:noProof/>
+            <w:webHidden/>
+          </w:rPr>
+        </w:r>
+        <w:r>
+          <w:rPr>
+            <w:rFonts w:hint="eastAsia"/>
+            <w:noProof/>
+            <w:webHidden/>
+          </w:rPr>
+          <w:fldChar w:fldCharType="separate"/>
+        </w:r>
+        <w:r>
+          <w:rPr>
+            <w:noProof/>
+            <w:webHidden/>
+          </w:rPr>
+          <w:t>17</w:t>
+        </w:r>
+        <w:r>
+          <w:rPr>
+            <w:rFonts w:hint="eastAsia"/>
+            <w:noProof/>
+            <w:webHidden/>
+          </w:rPr>
+          <w:fldChar w:fldCharType="end"/>
+        </w:r>
+      </w:hyperlink>
+    </w:p>
+    <w:p>
+      <w:pPr>
+        <w:pStyle w:val="TOC2"/>
+        <w:tabs>
+          <w:tab w:val="right" w:leader="dot" w:pos="8296"/>
+        </w:tabs>
+        <w:ind w:left="480"/>
+        <w:rPr>
+          <w:rFonts w:hint="eastAsia"/>
+          <w:noProof/>
+        </w:rPr>
+      </w:pPr>
+      <w:hyperlink w:anchor="_Toc244257639" w:history="1">
+        <w:r>
+          <w:rPr>
+            <w:rStyle w:val="aff9"/>
+            <w:noProof/>
+          </w:rPr>
+          <w:t>（五）日常修改代码并提交</w:t>
+        </w:r>
+        <w:r>
+          <w:rPr>
+            <w:rFonts w:hint="eastAsia"/>
+            <w:noProof/>
+            <w:webHidden/>
+          </w:rPr>
+          <w:tab/>
+        </w:r>
+        <w:r>
+          <w:rPr>
+            <w:rFonts w:hint="eastAsia"/>
+            <w:noProof/>
+            <w:webHidden/>
+          </w:rPr>
+          <w:fldChar w:fldCharType="begin"/>
+        </w:r>
+        <w:r>
+          <w:rPr>
+            <w:rFonts w:hint="eastAsia"/>
+            <w:noProof/>
+            <w:webHidden/>
+          </w:rPr>
+          <w:instrText xml:space="preserve"> </w:instrText>
+        </w:r>
+        <w:r>
+          <w:rPr>
+            <w:noProof/>
+            <w:webHidden/>
+          </w:rPr>
+          <w:instrText>PAGEREF _Toc244257639 \h</w:instrText>
+        </w:r>
+        <w:r>
+          <w:rPr>
+            <w:rFonts w:hint="eastAsia"/>
+            <w:noProof/>
+            <w:webHidden/>
+          </w:rPr>
+          <w:instrText xml:space="preserve"> </w:instrText>
+        </w:r>
+        <w:r>
+          <w:rPr>
+            <w:rFonts w:hint="eastAsia"/>
+            <w:noProof/>
+            <w:webHidden/>
+          </w:rPr>
+        </w:r>
+        <w:r>
+          <w:rPr>
+            <w:rFonts w:hint="eastAsia"/>
+            <w:noProof/>
+            <w:webHidden/>
+          </w:rPr>
+          <w:fldChar w:fldCharType="separate"/>
+        </w:r>
+        <w:r>
+          <w:rPr>
+            <w:noProof/>
+            <w:webHidden/>
+          </w:rPr>
+          <w:t>17</w:t>
+        </w:r>
+        <w:r>
+          <w:rPr>
+            <w:rFonts w:hint="eastAsia"/>
+            <w:noProof/>
+            <w:webHidden/>
+          </w:rPr>
+          <w:fldChar w:fldCharType="end"/>
+        </w:r>
+      </w:hyperlink>
+    </w:p>
+    <w:p>
+      <w:pPr>
+        <w:pStyle w:val="TOC2"/>
+        <w:tabs>
+          <w:tab w:val="right" w:leader="dot" w:pos="8296"/>
+        </w:tabs>
+        <w:ind w:left="480"/>
+        <w:rPr>
+          <w:rFonts w:hint="eastAsia"/>
+          <w:noProof/>
+        </w:rPr>
+      </w:pPr>
+      <w:hyperlink w:anchor="_Toc244257640" w:history="1">
+        <w:r>
+          <w:rPr>
+            <w:rStyle w:val="aff9"/>
+            <w:noProof/>
+          </w:rPr>
+          <w:t>（六）参与开源项目：标准</w:t>
+        </w:r>
+        <w:r>
+          <w:rPr>
+            <w:rStyle w:val="aff9"/>
+            <w:noProof/>
+          </w:rPr>
+          <w:t xml:space="preserve"> PR </w:t>
+        </w:r>
+        <w:r>
+          <w:rPr>
+            <w:rStyle w:val="aff9"/>
+            <w:noProof/>
+          </w:rPr>
+          <w:t>流程</w:t>
+        </w:r>
+        <w:r>
+          <w:rPr>
+            <w:rFonts w:hint="eastAsia"/>
+            <w:noProof/>
+            <w:webHidden/>
+          </w:rPr>
+          <w:tab/>
+        </w:r>
+        <w:r>
+          <w:rPr>
+            <w:rFonts w:hint="eastAsia"/>
+            <w:noProof/>
+            <w:webHidden/>
+          </w:rPr>
+          <w:fldChar w:fldCharType="begin"/>
+        </w:r>
+        <w:r>
+          <w:rPr>
+            <w:rFonts w:hint="eastAsia"/>
+            <w:noProof/>
+            <w:webHidden/>
+          </w:rPr>
+          <w:instrText xml:space="preserve"> </w:instrText>
+        </w:r>
+        <w:r>
+          <w:rPr>
+            <w:noProof/>
+            <w:webHidden/>
+          </w:rPr>
+          <w:instrText>PAGEREF _Toc244257640 \h</w:instrText>
+        </w:r>
+        <w:r>
+          <w:rPr>
+            <w:rFonts w:hint="eastAsia"/>
+            <w:noProof/>
+            <w:webHidden/>
+          </w:rPr>
+          <w:instrText xml:space="preserve"> </w:instrText>
+        </w:r>
+        <w:r>
+          <w:rPr>
+            <w:rFonts w:hint="eastAsia"/>
+            <w:noProof/>
+            <w:webHidden/>
+          </w:rPr>
+        </w:r>
+        <w:r>
+          <w:rPr>
+            <w:rFonts w:hint="eastAsia"/>
+            <w:noProof/>
+            <w:webHidden/>
+          </w:rPr>
+          <w:fldChar w:fldCharType="separate"/>
+        </w:r>
+        <w:r>
+          <w:rPr>
+            <w:noProof/>
+            <w:webHidden/>
+          </w:rPr>
+          <w:t>17</w:t>
+        </w:r>
+        <w:r>
+          <w:rPr>
+            <w:rFonts w:hint="eastAsia"/>
+            <w:noProof/>
+            <w:webHidden/>
+          </w:rPr>
+          <w:fldChar w:fldCharType="end"/>
+        </w:r>
+      </w:hyperlink>
+    </w:p>
+    <w:p>
+      <w:pPr>
+        <w:pStyle w:val="TOC2"/>
+        <w:tabs>
+          <w:tab w:val="right" w:leader="dot" w:pos="8296"/>
+        </w:tabs>
+        <w:ind w:left="480"/>
+        <w:rPr>
+          <w:rFonts w:hint="eastAsia"/>
+          <w:noProof/>
+        </w:rPr>
+      </w:pPr>
+      <w:hyperlink w:anchor="_Toc244257641" w:history="1">
+        <w:r>
+          <w:rPr>
+            <w:rStyle w:val="aff9"/>
+            <w:noProof/>
+          </w:rPr>
+          <w:t>（七）撤销与回退：改错了怎么办</w:t>
+        </w:r>
+        <w:r>
+          <w:rPr>
+            <w:rFonts w:hint="eastAsia"/>
+            <w:noProof/>
+            <w:webHidden/>
+          </w:rPr>
+          <w:tab/>
+        </w:r>
+        <w:r>
+          <w:rPr>
+            <w:rFonts w:hint="eastAsia"/>
+            <w:noProof/>
+            <w:webHidden/>
+          </w:rPr>
+          <w:fldChar w:fldCharType="begin"/>
+        </w:r>
+        <w:r>
+          <w:rPr>
+            <w:rFonts w:hint="eastAsia"/>
+            <w:noProof/>
+            <w:webHidden/>
+          </w:rPr>
+          <w:instrText xml:space="preserve"> </w:instrText>
+        </w:r>
+        <w:r>
+          <w:rPr>
+            <w:noProof/>
+            <w:webHidden/>
+          </w:rPr>
+          <w:instrText>PAGEREF _Toc244257641 \h</w:instrText>
+        </w:r>
+        <w:r>
+          <w:rPr>
+            <w:rFonts w:hint="eastAsia"/>
+            <w:noProof/>
+            <w:webHidden/>
+          </w:rPr>
+          <w:instrText xml:space="preserve"> </w:instrText>
+        </w:r>
+        <w:r>
+          <w:rPr>
+            <w:rFonts w:hint="eastAsia"/>
+            <w:noProof/>
+            <w:webHidden/>
+          </w:rPr>
+        </w:r>
+        <w:r>
+          <w:rPr>
+            <w:rFonts w:hint="eastAsia"/>
+            <w:noProof/>
+            <w:webHidden/>
+          </w:rPr>
+          <w:fldChar w:fldCharType="separate"/>
+        </w:r>
+        <w:r>
+          <w:rPr>
+            <w:noProof/>
+            <w:webHidden/>
+          </w:rPr>
+          <w:t>18</w:t>
+        </w:r>
+        <w:r>
+          <w:rPr>
+            <w:rFonts w:hint="eastAsia"/>
+            <w:noProof/>
+            <w:webHidden/>
+          </w:rPr>
+          <w:fldChar w:fldCharType="end"/>
+        </w:r>
+      </w:hyperlink>
+    </w:p>
+    <w:p>
+      <w:pPr>
+        <w:pStyle w:val="TOC1"/>
+        <w:tabs>
+          <w:tab w:val="right" w:leader="dot" w:pos="8296"/>
+        </w:tabs>
+        <w:rPr>
+          <w:rFonts w:hint="eastAsia"/>
+          <w:noProof/>
+        </w:rPr>
+      </w:pPr>
+      <w:hyperlink w:anchor="_Toc244257642" w:history="1">
+        <w:r>
+          <w:rPr>
+            <w:rStyle w:val="aff9"/>
+            <w:noProof/>
+          </w:rPr>
+          <w:t>六、提升效率的实用功能</w:t>
+        </w:r>
+        <w:r>
+          <w:rPr>
+            <w:rFonts w:hint="eastAsia"/>
+            <w:noProof/>
+            <w:webHidden/>
+          </w:rPr>
+          <w:tab/>
+        </w:r>
+        <w:r>
+          <w:rPr>
+            <w:rFonts w:hint="eastAsia"/>
+            <w:noProof/>
+            <w:webHidden/>
+          </w:rPr>
+          <w:fldChar w:fldCharType="begin"/>
+        </w:r>
+        <w:r>
+          <w:rPr>
+            <w:rFonts w:hint="eastAsia"/>
+            <w:noProof/>
+            <w:webHidden/>
+          </w:rPr>
+          <w:instrText xml:space="preserve"> </w:instrText>
+        </w:r>
+        <w:r>
+          <w:rPr>
+            <w:noProof/>
+            <w:webHidden/>
+          </w:rPr>
+          <w:instrText>PAGEREF _Toc244257642 \h</w:instrText>
+        </w:r>
+        <w:r>
+          <w:rPr>
+            <w:rFonts w:hint="eastAsia"/>
+            <w:noProof/>
+            <w:webHidden/>
+          </w:rPr>
+          <w:instrText xml:space="preserve"> </w:instrText>
+        </w:r>
+        <w:r>
+          <w:rPr>
+            <w:rFonts w:hint="eastAsia"/>
+            <w:noProof/>
+            <w:webHidden/>
+          </w:rPr>
+        </w:r>
+        <w:r>
+          <w:rPr>
+            <w:rFonts w:hint="eastAsia"/>
+            <w:noProof/>
+            <w:webHidden/>
+          </w:rPr>
+          <w:fldChar w:fldCharType="separate"/>
+        </w:r>
+        <w:r>
+          <w:rPr>
+            <w:noProof/>
+            <w:webHidden/>
+          </w:rPr>
+          <w:t>19</w:t>
+        </w:r>
+        <w:r>
+          <w:rPr>
+            <w:rFonts w:hint="eastAsia"/>
+            <w:noProof/>
+            <w:webHidden/>
+          </w:rPr>
+          <w:fldChar w:fldCharType="end"/>
+        </w:r>
+      </w:hyperlink>
+    </w:p>
+    <w:p>
+      <w:pPr>
+        <w:pStyle w:val="TOC2"/>
+        <w:tabs>
+          <w:tab w:val="right" w:leader="dot" w:pos="8296"/>
+        </w:tabs>
+        <w:ind w:left="480"/>
+        <w:rPr>
+          <w:rFonts w:hint="eastAsia"/>
+          <w:noProof/>
+        </w:rPr>
+      </w:pPr>
+      <w:hyperlink w:anchor="_Toc244257643" w:history="1">
+        <w:r>
+          <w:rPr>
+            <w:rStyle w:val="aff9"/>
+            <w:noProof/>
+          </w:rPr>
+          <w:t>（一）</w:t>
+        </w:r>
+        <w:r>
+          <w:rPr>
+            <w:rStyle w:val="aff9"/>
+            <w:noProof/>
+          </w:rPr>
+          <w:t>README.md</w:t>
+        </w:r>
+        <w:r>
+          <w:rPr>
+            <w:rStyle w:val="aff9"/>
+            <w:noProof/>
+          </w:rPr>
+          <w:t>：仓库的门面</w:t>
+        </w:r>
+        <w:r>
+          <w:rPr>
+            <w:rFonts w:hint="eastAsia"/>
+            <w:noProof/>
+            <w:webHidden/>
+          </w:rPr>
+          <w:tab/>
+        </w:r>
+        <w:r>
+          <w:rPr>
+            <w:rFonts w:hint="eastAsia"/>
+            <w:noProof/>
+            <w:webHidden/>
+          </w:rPr>
+          <w:fldChar w:fldCharType="begin"/>
+        </w:r>
+        <w:r>
+          <w:rPr>
+            <w:rFonts w:hint="eastAsia"/>
+            <w:noProof/>
+            <w:webHidden/>
+          </w:rPr>
+          <w:instrText xml:space="preserve"> </w:instrText>
+        </w:r>
+        <w:r>
+          <w:rPr>
+            <w:noProof/>
+            <w:webHidden/>
+          </w:rPr>
+          <w:instrText>PAGEREF _Toc244257643 \h</w:instrText>
+        </w:r>
+        <w:r>
+          <w:rPr>
+            <w:rFonts w:hint="eastAsia"/>
+            <w:noProof/>
+            <w:webHidden/>
+          </w:rPr>
+          <w:instrText xml:space="preserve"> </w:instrText>
+        </w:r>
+        <w:r>
+          <w:rPr>
+            <w:rFonts w:hint="eastAsia"/>
+            <w:noProof/>
+            <w:webHidden/>
+          </w:rPr>
+        </w:r>
+        <w:r>
+          <w:rPr>
+            <w:rFonts w:hint="eastAsia"/>
+            <w:noProof/>
+            <w:webHidden/>
+          </w:rPr>
+          <w:fldChar w:fldCharType="separate"/>
+        </w:r>
+        <w:r>
+          <w:rPr>
+            <w:noProof/>
+            <w:webHidden/>
+          </w:rPr>
+          <w:t>19</w:t>
+        </w:r>
+        <w:r>
+          <w:rPr>
+            <w:rFonts w:hint="eastAsia"/>
+            <w:noProof/>
+            <w:webHidden/>
+          </w:rPr>
+          <w:fldChar w:fldCharType="end"/>
+        </w:r>
+      </w:hyperlink>
+    </w:p>
+    <w:p>
+      <w:pPr>
+        <w:pStyle w:val="TOC2"/>
+        <w:tabs>
+          <w:tab w:val="right" w:leader="dot" w:pos="8296"/>
+        </w:tabs>
+        <w:ind w:left="480"/>
+        <w:rPr>
+          <w:rFonts w:hint="eastAsia"/>
+          <w:noProof/>
+        </w:rPr>
+      </w:pPr>
+      <w:hyperlink w:anchor="_Toc244257644" w:history="1">
+        <w:r>
+          <w:rPr>
+            <w:rStyle w:val="aff9"/>
+            <w:noProof/>
+          </w:rPr>
+          <w:t>（二）</w:t>
+        </w:r>
+        <w:r>
+          <w:rPr>
+            <w:rStyle w:val="aff9"/>
+            <w:noProof/>
+          </w:rPr>
+          <w:t>.gitignore</w:t>
+        </w:r>
+        <w:r>
+          <w:rPr>
+            <w:rStyle w:val="aff9"/>
+            <w:noProof/>
+          </w:rPr>
+          <w:t>：排除不需要跟踪的文件</w:t>
+        </w:r>
+        <w:r>
+          <w:rPr>
+            <w:rFonts w:hint="eastAsia"/>
+            <w:noProof/>
+            <w:webHidden/>
+          </w:rPr>
+          <w:tab/>
+        </w:r>
+        <w:r>
+          <w:rPr>
+            <w:rFonts w:hint="eastAsia"/>
+            <w:noProof/>
+            <w:webHidden/>
+          </w:rPr>
+          <w:fldChar w:fldCharType="begin"/>
+        </w:r>
+        <w:r>
+          <w:rPr>
+            <w:rFonts w:hint="eastAsia"/>
+            <w:noProof/>
+            <w:webHidden/>
+          </w:rPr>
+          <w:instrText xml:space="preserve"> </w:instrText>
+        </w:r>
+        <w:r>
+          <w:rPr>
+            <w:noProof/>
+            <w:webHidden/>
+          </w:rPr>
+          <w:instrText>PAGEREF _Toc244257644 \h</w:instrText>
+        </w:r>
+        <w:r>
+          <w:rPr>
+            <w:rFonts w:hint="eastAsia"/>
+            <w:noProof/>
+            <w:webHidden/>
+          </w:rPr>
+          <w:instrText xml:space="preserve"> </w:instrText>
+        </w:r>
+        <w:r>
+          <w:rPr>
+            <w:rFonts w:hint="eastAsia"/>
+            <w:noProof/>
+            <w:webHidden/>
+          </w:rPr>
+        </w:r>
+        <w:r>
+          <w:rPr>
+            <w:rFonts w:hint="eastAsia"/>
+            <w:noProof/>
+            <w:webHidden/>
+          </w:rPr>
+          <w:fldChar w:fldCharType="separate"/>
+        </w:r>
+        <w:r>
+          <w:rPr>
+            <w:noProof/>
+            <w:webHidden/>
+          </w:rPr>
+          <w:t>19</w:t>
+        </w:r>
+        <w:r>
+          <w:rPr>
+            <w:rFonts w:hint="eastAsia"/>
+            <w:noProof/>
+            <w:webHidden/>
+          </w:rPr>
+          <w:fldChar w:fldCharType="end"/>
+        </w:r>
+      </w:hyperlink>
+    </w:p>
+    <w:p>
+      <w:pPr>
+        <w:pStyle w:val="TOC2"/>
+        <w:tabs>
+          <w:tab w:val="right" w:leader="dot" w:pos="8296"/>
+        </w:tabs>
+        <w:ind w:left="480"/>
+        <w:rPr>
+          <w:rFonts w:hint="eastAsia"/>
+          <w:noProof/>
+        </w:rPr>
+      </w:pPr>
+      <w:hyperlink w:anchor="_Toc244257645" w:history="1">
+        <w:r>
+          <w:rPr>
+            <w:rStyle w:val="aff9"/>
+            <w:noProof/>
+          </w:rPr>
+          <w:t>（三）</w:t>
+        </w:r>
+        <w:r>
+          <w:rPr>
+            <w:rStyle w:val="aff9"/>
+            <w:noProof/>
+          </w:rPr>
+          <w:t>GitHub Actions</w:t>
+        </w:r>
+        <w:r>
+          <w:rPr>
+            <w:rStyle w:val="aff9"/>
+            <w:noProof/>
+          </w:rPr>
+          <w:t>：自动化流水线</w:t>
+        </w:r>
+        <w:r>
+          <w:rPr>
+            <w:rFonts w:hint="eastAsia"/>
+            <w:noProof/>
+            <w:webHidden/>
+          </w:rPr>
+          <w:tab/>
+        </w:r>
+        <w:r>
+          <w:rPr>
+            <w:rFonts w:hint="eastAsia"/>
+            <w:noProof/>
+            <w:webHidden/>
+          </w:rPr>
+          <w:fldChar w:fldCharType="begin"/>
+        </w:r>
+        <w:r>
+          <w:rPr>
+            <w:rFonts w:hint="eastAsia"/>
+            <w:noProof/>
+            <w:webHidden/>
+          </w:rPr>
+          <w:instrText xml:space="preserve"> </w:instrText>
+        </w:r>
+        <w:r>
+          <w:rPr>
+            <w:noProof/>
+            <w:webHidden/>
+          </w:rPr>
+          <w:instrText>PAGEREF _Toc244257645 \h</w:instrText>
+        </w:r>
+        <w:r>
+          <w:rPr>
+            <w:rFonts w:hint="eastAsia"/>
+            <w:noProof/>
+            <w:webHidden/>
+          </w:rPr>
+          <w:instrText xml:space="preserve"> </w:instrText>
+        </w:r>
+        <w:r>
+          <w:rPr>
+            <w:rFonts w:hint="eastAsia"/>
+            <w:noProof/>
+            <w:webHidden/>
+          </w:rPr>
+        </w:r>
+        <w:r>
+          <w:rPr>
+            <w:rFonts w:hint="eastAsia"/>
+            <w:noProof/>
+            <w:webHidden/>
+          </w:rPr>
+          <w:fldChar w:fldCharType="separate"/>
+        </w:r>
+        <w:r>
+          <w:rPr>
+            <w:noProof/>
+            <w:webHidden/>
+          </w:rPr>
+          <w:t>19</w:t>
+        </w:r>
+        <w:r>
+          <w:rPr>
+            <w:rFonts w:hint="eastAsia"/>
+            <w:noProof/>
+            <w:webHidden/>
+          </w:rPr>
+          <w:fldChar w:fldCharType="end"/>
+        </w:r>
+      </w:hyperlink>
+    </w:p>
+    <w:p>
+      <w:pPr>
+        <w:pStyle w:val="TOC2"/>
+        <w:tabs>
+          <w:tab w:val="right" w:leader="dot" w:pos="8296"/>
+        </w:tabs>
+        <w:ind w:left="480"/>
+        <w:rPr>
+          <w:rFonts w:hint="eastAsia"/>
+          <w:noProof/>
+        </w:rPr>
+      </w:pPr>
+      <w:hyperlink w:anchor="_Toc244257646" w:history="1">
+        <w:r>
+          <w:rPr>
+            <w:rStyle w:val="aff9"/>
+            <w:noProof/>
+          </w:rPr>
+          <w:t>（四）</w:t>
+        </w:r>
+        <w:r>
+          <w:rPr>
+            <w:rStyle w:val="aff9"/>
+            <w:noProof/>
+          </w:rPr>
+          <w:t>GitHub Pages</w:t>
+        </w:r>
+        <w:r>
+          <w:rPr>
+            <w:rStyle w:val="aff9"/>
+            <w:noProof/>
+          </w:rPr>
+          <w:t>：免费托管静态网页</w:t>
+        </w:r>
+        <w:r>
+          <w:rPr>
+            <w:rFonts w:hint="eastAsia"/>
+            <w:noProof/>
+            <w:webHidden/>
+          </w:rPr>
+          <w:tab/>
+        </w:r>
+        <w:r>
+          <w:rPr>
+            <w:rFonts w:hint="eastAsia"/>
+            <w:noProof/>
+            <w:webHidden/>
+          </w:rPr>
+          <w:fldChar w:fldCharType="begin"/>
+        </w:r>
+        <w:r>
+          <w:rPr>
+            <w:rFonts w:hint="eastAsia"/>
+            <w:noProof/>
+            <w:webHidden/>
+          </w:rPr>
+          <w:instrText xml:space="preserve"> </w:instrText>
+        </w:r>
+        <w:r>
+          <w:rPr>
+            <w:noProof/>
+            <w:webHidden/>
+          </w:rPr>
+          <w:instrText>PAGEREF _Toc244257646 \h</w:instrText>
+        </w:r>
+        <w:r>
+          <w:rPr>
+            <w:rFonts w:hint="eastAsia"/>
+            <w:noProof/>
+            <w:webHidden/>
+          </w:rPr>
+          <w:instrText xml:space="preserve"> </w:instrText>
+        </w:r>
+        <w:r>
+          <w:rPr>
+            <w:rFonts w:hint="eastAsia"/>
+            <w:noProof/>
+            <w:webHidden/>
+          </w:rPr>
+        </w:r>
+        <w:r>
+          <w:rPr>
+            <w:rFonts w:hint="eastAsia"/>
+            <w:noProof/>
+            <w:webHidden/>
+          </w:rPr>
+          <w:fldChar w:fldCharType="separate"/>
+        </w:r>
+        <w:r>
+          <w:rPr>
+            <w:noProof/>
+            <w:webHidden/>
+          </w:rPr>
+          <w:t>19</w:t>
+        </w:r>
+        <w:r>
+          <w:rPr>
+            <w:rFonts w:hint="eastAsia"/>
+            <w:noProof/>
+            <w:webHidden/>
+          </w:rPr>
+          <w:fldChar w:fldCharType="end"/>
+        </w:r>
+      </w:hyperlink>
+    </w:p>
+    <w:p>
+      <w:pPr>
+        <w:pStyle w:val="TOC1"/>
+        <w:tabs>
+          <w:tab w:val="right" w:leader="dot" w:pos="8296"/>
+        </w:tabs>
+        <w:rPr>
+          <w:rFonts w:hint="eastAsia"/>
+          <w:noProof/>
+        </w:rPr>
+      </w:pPr>
+      <w:hyperlink w:anchor="_Toc244257647" w:history="1">
+        <w:r>
+          <w:rPr>
+            <w:rStyle w:val="aff9"/>
+            <w:noProof/>
+          </w:rPr>
+          <w:t>七、常见问题与避坑</w:t>
+        </w:r>
+        <w:r>
+          <w:rPr>
+            <w:rFonts w:hint="eastAsia"/>
+            <w:noProof/>
+            <w:webHidden/>
+          </w:rPr>
+          <w:tab/>
+        </w:r>
+        <w:r>
+          <w:rPr>
+            <w:rFonts w:hint="eastAsia"/>
+            <w:noProof/>
+            <w:webHidden/>
+          </w:rPr>
+          <w:fldChar w:fldCharType="begin"/>
+        </w:r>
+        <w:r>
+          <w:rPr>
+            <w:rFonts w:hint="eastAsia"/>
+            <w:noProof/>
+            <w:webHidden/>
+          </w:rPr>
+          <w:instrText xml:space="preserve"> </w:instrText>
+        </w:r>
+        <w:r>
+          <w:rPr>
+            <w:noProof/>
+            <w:webHidden/>
+          </w:rPr>
+          <w:instrText>PAGEREF _Toc244257647 \h</w:instrText>
+        </w:r>
+        <w:r>
+          <w:rPr>
+            <w:rFonts w:hint="eastAsia"/>
+            <w:noProof/>
+            <w:webHidden/>
+          </w:rPr>
+          <w:instrText xml:space="preserve"> </w:instrText>
+        </w:r>
+        <w:r>
+          <w:rPr>
+            <w:rFonts w:hint="eastAsia"/>
+            <w:noProof/>
+            <w:webHidden/>
+          </w:rPr>
+        </w:r>
+        <w:r>
+          <w:rPr>
+            <w:rFonts w:hint="eastAsia"/>
+            <w:noProof/>
+            <w:webHidden/>
+          </w:rPr>
+          <w:fldChar w:fldCharType="separate"/>
+        </w:r>
+        <w:r>
+          <w:rPr>
+            <w:noProof/>
+            <w:webHidden/>
+          </w:rPr>
+          <w:t>20</w:t>
+        </w:r>
+        <w:r>
+          <w:rPr>
+            <w:rFonts w:hint="eastAsia"/>
+            <w:noProof/>
+            <w:webHidden/>
+          </w:rPr>
+          <w:fldChar w:fldCharType="end"/>
+        </w:r>
+      </w:hyperlink>
+    </w:p>
+    <w:p>
+      <w:pPr>
+        <w:pStyle w:val="TOC2"/>
+        <w:tabs>
+          <w:tab w:val="right" w:leader="dot" w:pos="8296"/>
+        </w:tabs>
+        <w:ind w:left="480"/>
+        <w:rPr>
+          <w:rFonts w:hint="eastAsia"/>
+          <w:noProof/>
+        </w:rPr>
+      </w:pPr>
+      <w:hyperlink w:anchor="_Toc244257648" w:history="1">
+        <w:r>
+          <w:rPr>
+            <w:rStyle w:val="aff9"/>
+            <w:noProof/>
+          </w:rPr>
+          <w:t>（一）不要把密钥和密码提交到仓库</w:t>
+        </w:r>
+        <w:r>
+          <w:rPr>
+            <w:rFonts w:hint="eastAsia"/>
+            <w:noProof/>
+            <w:webHidden/>
+          </w:rPr>
+          <w:tab/>
+        </w:r>
+        <w:r>
+          <w:rPr>
+            <w:rFonts w:hint="eastAsia"/>
+            <w:noProof/>
+            <w:webHidden/>
+          </w:rPr>
+          <w:fldChar w:fldCharType="begin"/>
+        </w:r>
+        <w:r>
+          <w:rPr>
+            <w:rFonts w:hint="eastAsia"/>
+            <w:noProof/>
+            <w:webHidden/>
+          </w:rPr>
+          <w:instrText xml:space="preserve"> </w:instrText>
+        </w:r>
+        <w:r>
+          <w:rPr>
+            <w:noProof/>
+            <w:webHidden/>
+          </w:rPr>
+          <w:instrText>PAGEREF _Toc244257648 \h</w:instrText>
+        </w:r>
+        <w:r>
+          <w:rPr>
+            <w:rFonts w:hint="eastAsia"/>
+            <w:noProof/>
+            <w:webHidden/>
+          </w:rPr>
+          <w:instrText xml:space="preserve"> </w:instrText>
+        </w:r>
+        <w:r>
+          <w:rPr>
+            <w:rFonts w:hint="eastAsia"/>
+            <w:noProof/>
+            <w:webHidden/>
+          </w:rPr>
+        </w:r>
+        <w:r>
+          <w:rPr>
+            <w:rFonts w:hint="eastAsia"/>
+            <w:noProof/>
+            <w:webHidden/>
+          </w:rPr>
+          <w:fldChar w:fldCharType="separate"/>
+        </w:r>
+        <w:r>
+          <w:rPr>
+            <w:noProof/>
+            <w:webHidden/>
+          </w:rPr>
+          <w:t>20</w:t>
+        </w:r>
+        <w:r>
+          <w:rPr>
+            <w:rFonts w:hint="eastAsia"/>
+            <w:noProof/>
+            <w:webHidden/>
+          </w:rPr>
+          <w:fldChar w:fldCharType="end"/>
+        </w:r>
+      </w:hyperlink>
+    </w:p>
+    <w:p>
+      <w:pPr>
+        <w:pStyle w:val="TOC2"/>
+        <w:tabs>
+          <w:tab w:val="right" w:leader="dot" w:pos="8296"/>
+        </w:tabs>
+        <w:ind w:left="480"/>
+        <w:rPr>
+          <w:rFonts w:hint="eastAsia"/>
+          <w:noProof/>
+        </w:rPr>
+      </w:pPr>
+      <w:hyperlink w:anchor="_Toc244257649" w:history="1">
+        <w:r>
+          <w:rPr>
+            <w:rStyle w:val="aff9"/>
+            <w:noProof/>
+          </w:rPr>
+          <w:t>（二）</w:t>
+        </w:r>
+        <w:r>
+          <w:rPr>
+            <w:rStyle w:val="aff9"/>
+            <w:noProof/>
+          </w:rPr>
+          <w:t xml:space="preserve">push </w:t>
+        </w:r>
+        <w:r>
+          <w:rPr>
+            <w:rStyle w:val="aff9"/>
+            <w:noProof/>
+          </w:rPr>
+          <w:t>被拒绝（</w:t>
+        </w:r>
+        <w:r>
+          <w:rPr>
+            <w:rStyle w:val="aff9"/>
+            <w:noProof/>
+          </w:rPr>
+          <w:t>rejected</w:t>
+        </w:r>
+        <w:r>
+          <w:rPr>
+            <w:rStyle w:val="aff9"/>
+            <w:noProof/>
+          </w:rPr>
+          <w:t>）怎么办</w:t>
+        </w:r>
+        <w:r>
+          <w:rPr>
+            <w:rFonts w:hint="eastAsia"/>
+            <w:noProof/>
+            <w:webHidden/>
+          </w:rPr>
+          <w:tab/>
+        </w:r>
+        <w:r>
+          <w:rPr>
+            <w:rFonts w:hint="eastAsia"/>
+            <w:noProof/>
+            <w:webHidden/>
+          </w:rPr>
+          <w:fldChar w:fldCharType="begin"/>
+        </w:r>
+        <w:r>
+          <w:rPr>
+            <w:rFonts w:hint="eastAsia"/>
+            <w:noProof/>
+            <w:webHidden/>
+          </w:rPr>
+          <w:instrText xml:space="preserve"> </w:instrText>
+        </w:r>
+        <w:r>
+          <w:rPr>
+            <w:noProof/>
+            <w:webHidden/>
+          </w:rPr>
+          <w:instrText>PAGEREF _Toc244257649 \h</w:instrText>
+        </w:r>
+        <w:r>
+          <w:rPr>
+            <w:rFonts w:hint="eastAsia"/>
+            <w:noProof/>
+            <w:webHidden/>
+          </w:rPr>
+          <w:instrText xml:space="preserve"> </w:instrText>
+        </w:r>
+        <w:r>
+          <w:rPr>
+            <w:rFonts w:hint="eastAsia"/>
+            <w:noProof/>
+            <w:webHidden/>
+          </w:rPr>
+        </w:r>
+        <w:r>
+          <w:rPr>
+            <w:rFonts w:hint="eastAsia"/>
+            <w:noProof/>
+            <w:webHidden/>
+          </w:rPr>
+          <w:fldChar w:fldCharType="separate"/>
+        </w:r>
+        <w:r>
+          <w:rPr>
+            <w:noProof/>
+            <w:webHidden/>
+          </w:rPr>
+          <w:t>20</w:t>
+        </w:r>
+        <w:r>
+          <w:rPr>
+            <w:rFonts w:hint="eastAsia"/>
+            <w:noProof/>
+            <w:webHidden/>
+          </w:rPr>
+          <w:fldChar w:fldCharType="end"/>
+        </w:r>
+      </w:hyperlink>
+    </w:p>
+    <w:p>
+      <w:pPr>
+        <w:pStyle w:val="TOC2"/>
+        <w:tabs>
+          <w:tab w:val="right" w:leader="dot" w:pos="8296"/>
+        </w:tabs>
+        <w:ind w:left="480"/>
+        <w:rPr>
+          <w:rFonts w:hint="eastAsia"/>
+          <w:noProof/>
+        </w:rPr>
+      </w:pPr>
+      <w:hyperlink w:anchor="_Toc244257650" w:history="1">
+        <w:r>
+          <w:rPr>
+            <w:rStyle w:val="aff9"/>
+            <w:noProof/>
+          </w:rPr>
+          <w:t>（三）提交信息要写清楚</w:t>
+        </w:r>
+        <w:r>
+          <w:rPr>
+            <w:rFonts w:hint="eastAsia"/>
+            <w:noProof/>
+            <w:webHidden/>
+          </w:rPr>
+          <w:tab/>
+        </w:r>
+        <w:r>
+          <w:rPr>
+            <w:rFonts w:hint="eastAsia"/>
+            <w:noProof/>
+            <w:webHidden/>
+          </w:rPr>
+          <w:fldChar w:fldCharType="begin"/>
+        </w:r>
+        <w:r>
+          <w:rPr>
+            <w:rFonts w:hint="eastAsia"/>
+            <w:noProof/>
+            <w:webHidden/>
+          </w:rPr>
+          <w:instrText xml:space="preserve"> </w:instrText>
+        </w:r>
+        <w:r>
+          <w:rPr>
+            <w:noProof/>
+            <w:webHidden/>
+          </w:rPr>
+          <w:instrText>PAGEREF _Toc244257650 \h</w:instrText>
+        </w:r>
+        <w:r>
+          <w:rPr>
+            <w:rFonts w:hint="eastAsia"/>
+            <w:noProof/>
+            <w:webHidden/>
+          </w:rPr>
+          <w:instrText xml:space="preserve"> </w:instrText>
+        </w:r>
+        <w:r>
+          <w:rPr>
+            <w:rFonts w:hint="eastAsia"/>
+            <w:noProof/>
+            <w:webHidden/>
+          </w:rPr>
+        </w:r>
+        <w:r>
+          <w:rPr>
+            <w:rFonts w:hint="eastAsia"/>
+            <w:noProof/>
+            <w:webHidden/>
+          </w:rPr>
+          <w:fldChar w:fldCharType="separate"/>
+        </w:r>
+        <w:r>
+          <w:rPr>
+            <w:noProof/>
+            <w:webHidden/>
+          </w:rPr>
+          <w:t>20</w:t>
+        </w:r>
+        <w:r>
+          <w:rPr>
+            <w:rFonts w:hint="eastAsia"/>
+            <w:noProof/>
+            <w:webHidden/>
+          </w:rPr>
+          <w:fldChar w:fldCharType="end"/>
+        </w:r>
+      </w:hyperlink>
+    </w:p>
+    <w:p>
+      <w:pPr>
+        <w:pStyle w:val="TOC2"/>
+        <w:tabs>
+          <w:tab w:val="right" w:leader="dot" w:pos="8296"/>
+        </w:tabs>
+        <w:ind w:left="480"/>
+        <w:rPr>
+          <w:rFonts w:hint="eastAsia"/>
+          <w:noProof/>
+        </w:rPr>
+      </w:pPr>
+      <w:hyperlink w:anchor="_Toc244257651" w:history="1">
+        <w:r>
+          <w:rPr>
+            <w:rStyle w:val="aff9"/>
+            <w:noProof/>
+          </w:rPr>
+          <w:t>（四）</w:t>
+        </w:r>
+        <w:r>
+          <w:rPr>
+            <w:rStyle w:val="aff9"/>
+            <w:noProof/>
+          </w:rPr>
+          <w:t xml:space="preserve">clone </w:t>
+        </w:r>
+        <w:r>
+          <w:rPr>
+            <w:rStyle w:val="aff9"/>
+            <w:noProof/>
+          </w:rPr>
+          <w:t>慢或失败怎么办</w:t>
+        </w:r>
+        <w:r>
+          <w:rPr>
+            <w:rFonts w:hint="eastAsia"/>
+            <w:noProof/>
+            <w:webHidden/>
+          </w:rPr>
+          <w:tab/>
+        </w:r>
+        <w:r>
+          <w:rPr>
+            <w:rFonts w:hint="eastAsia"/>
+            <w:noProof/>
+            <w:webHidden/>
+          </w:rPr>
+          <w:fldChar w:fldCharType="begin"/>
+        </w:r>
+        <w:r>
+          <w:rPr>
+            <w:rFonts w:hint="eastAsia"/>
+            <w:noProof/>
+            <w:webHidden/>
+          </w:rPr>
+          <w:instrText xml:space="preserve"> </w:instrText>
+        </w:r>
+        <w:r>
+          <w:rPr>
+            <w:noProof/>
+            <w:webHidden/>
+          </w:rPr>
+          <w:instrText>PAGEREF _Toc244257651 \h</w:instrText>
+        </w:r>
+        <w:r>
+          <w:rPr>
+            <w:rFonts w:hint="eastAsia"/>
+            <w:noProof/>
+            <w:webHidden/>
+          </w:rPr>
+          <w:instrText xml:space="preserve"> </w:instrText>
+        </w:r>
+        <w:r>
+          <w:rPr>
+            <w:rFonts w:hint="eastAsia"/>
+            <w:noProof/>
+            <w:webHidden/>
+          </w:rPr>
+        </w:r>
+        <w:r>
+          <w:rPr>
+            <w:rFonts w:hint="eastAsia"/>
+            <w:noProof/>
+            <w:webHidden/>
+          </w:rPr>
+          <w:fldChar w:fldCharType="separate"/>
+        </w:r>
+        <w:r>
+          <w:rPr>
+            <w:noProof/>
+            <w:webHidden/>
+          </w:rPr>
+          <w:t>21</w:t>
+        </w:r>
+        <w:r>
+          <w:rPr>
+            <w:rFonts w:hint="eastAsia"/>
+            <w:noProof/>
+            <w:webHidden/>
+          </w:rPr>
+          <w:fldChar w:fldCharType="end"/>
+        </w:r>
+      </w:hyperlink>
+    </w:p>
+    <w:p>
+      <w:pPr>
+        <w:pStyle w:val="TOC2"/>
+        <w:tabs>
+          <w:tab w:val="right" w:leader="dot" w:pos="8296"/>
+        </w:tabs>
+        <w:ind w:left="480"/>
+        <w:rPr>
+          <w:rFonts w:hint="eastAsia"/>
+          <w:noProof/>
+        </w:rPr>
+      </w:pPr>
+      <w:hyperlink w:anchor="_Toc244257652" w:history="1">
+        <w:r>
+          <w:rPr>
+            <w:rStyle w:val="aff9"/>
+            <w:noProof/>
+          </w:rPr>
+          <w:t>（五）</w:t>
+        </w:r>
+        <w:r>
+          <w:rPr>
+            <w:rStyle w:val="aff9"/>
+            <w:noProof/>
+          </w:rPr>
+          <w:t xml:space="preserve">Windows </w:t>
+        </w:r>
+        <w:r>
+          <w:rPr>
+            <w:rStyle w:val="aff9"/>
+            <w:noProof/>
+          </w:rPr>
+          <w:t>换行符提示：</w:t>
+        </w:r>
+        <w:r>
+          <w:rPr>
+            <w:rStyle w:val="aff9"/>
+            <w:noProof/>
+          </w:rPr>
+          <w:t xml:space="preserve">CRLF </w:t>
+        </w:r>
+        <w:r>
+          <w:rPr>
+            <w:rStyle w:val="aff9"/>
+            <w:noProof/>
+          </w:rPr>
+          <w:t>警告</w:t>
+        </w:r>
+        <w:r>
+          <w:rPr>
+            <w:rFonts w:hint="eastAsia"/>
+            <w:noProof/>
+            <w:webHidden/>
+          </w:rPr>
+          <w:tab/>
+        </w:r>
+        <w:r>
+          <w:rPr>
+            <w:rFonts w:hint="eastAsia"/>
+            <w:noProof/>
+            <w:webHidden/>
+          </w:rPr>
+          <w:fldChar w:fldCharType="begin"/>
+        </w:r>
+        <w:r>
+          <w:rPr>
+            <w:rFonts w:hint="eastAsia"/>
+            <w:noProof/>
+            <w:webHidden/>
+          </w:rPr>
+          <w:instrText xml:space="preserve"> </w:instrText>
+        </w:r>
+        <w:r>
+          <w:rPr>
+            <w:noProof/>
+            <w:webHidden/>
+          </w:rPr>
+          <w:instrText>PAGEREF _Toc244257652 \h</w:instrText>
+        </w:r>
+        <w:r>
+          <w:rPr>
+            <w:rFonts w:hint="eastAsia"/>
+            <w:noProof/>
+            <w:webHidden/>
+          </w:rPr>
+          <w:instrText xml:space="preserve"> </w:instrText>
+        </w:r>
+        <w:r>
+          <w:rPr>
+            <w:rFonts w:hint="eastAsia"/>
+            <w:noProof/>
+            <w:webHidden/>
+          </w:rPr>
+        </w:r>
+        <w:r>
+          <w:rPr>
+            <w:rFonts w:hint="eastAsia"/>
+            <w:noProof/>
+            <w:webHidden/>
+          </w:rPr>
+          <w:fldChar w:fldCharType="separate"/>
+        </w:r>
+        <w:r>
+          <w:rPr>
+            <w:noProof/>
+            <w:webHidden/>
+          </w:rPr>
+          <w:t>21</w:t>
+        </w:r>
+        <w:r>
+          <w:rPr>
+            <w:rFonts w:hint="eastAsia"/>
+            <w:noProof/>
+            <w:webHidden/>
+          </w:rPr>
+          <w:fldChar w:fldCharType="end"/>
+        </w:r>
+      </w:hyperlink>
+    </w:p>
+    <w:p>
+      <w:pPr>
+        <w:pStyle w:val="TOC2"/>
+        <w:tabs>
+          <w:tab w:val="right" w:leader="dot" w:pos="8296"/>
+        </w:tabs>
+        <w:ind w:left="480"/>
+        <w:rPr>
+          <w:rFonts w:hint="eastAsia"/>
+          <w:noProof/>
+        </w:rPr>
+      </w:pPr>
+      <w:hyperlink w:anchor="_Toc244257653" w:history="1">
+        <w:r>
+          <w:rPr>
+            <w:rStyle w:val="aff9"/>
+            <w:noProof/>
+          </w:rPr>
+          <w:t>（六）桌面端与手机端专属问题</w:t>
+        </w:r>
+        <w:r>
+          <w:rPr>
+            <w:rFonts w:hint="eastAsia"/>
+            <w:noProof/>
+            <w:webHidden/>
+          </w:rPr>
+          <w:tab/>
+        </w:r>
+        <w:r>
+          <w:rPr>
+            <w:rFonts w:hint="eastAsia"/>
+            <w:noProof/>
+            <w:webHidden/>
+          </w:rPr>
+          <w:fldChar w:fldCharType="begin"/>
+        </w:r>
+        <w:r>
+          <w:rPr>
+            <w:rFonts w:hint="eastAsia"/>
+            <w:noProof/>
+            <w:webHidden/>
+          </w:rPr>
+          <w:instrText xml:space="preserve"> </w:instrText>
+        </w:r>
+        <w:r>
+          <w:rPr>
+            <w:noProof/>
+            <w:webHidden/>
+          </w:rPr>
+          <w:instrText>PAGEREF _Toc244257653 \h</w:instrText>
+        </w:r>
+        <w:r>
+          <w:rPr>
+            <w:rFonts w:hint="eastAsia"/>
+            <w:noProof/>
+            <w:webHidden/>
+          </w:rPr>
+          <w:instrText xml:space="preserve"> </w:instrText>
+        </w:r>
+        <w:r>
+          <w:rPr>
+            <w:rFonts w:hint="eastAsia"/>
+            <w:noProof/>
+            <w:webHidden/>
+          </w:rPr>
+        </w:r>
+        <w:r>
+          <w:rPr>
+            <w:rFonts w:hint="eastAsia"/>
+            <w:noProof/>
+            <w:webHidden/>
+          </w:rPr>
+          <w:fldChar w:fldCharType="separate"/>
+        </w:r>
+        <w:r>
+          <w:rPr>
+            <w:noProof/>
+            <w:webHidden/>
+          </w:rPr>
+          <w:t>21</w:t>
+        </w:r>
+        <w:r>
+          <w:rPr>
+            <w:rFonts w:hint="eastAsia"/>
+            <w:noProof/>
+            <w:webHidden/>
+          </w:rPr>
+          <w:fldChar w:fldCharType="end"/>
+        </w:r>
+      </w:hyperlink>
+    </w:p>
+    <w:p>
+      <w:pPr>
+        <w:pStyle w:val="TOC1"/>
+        <w:tabs>
+          <w:tab w:val="right" w:leader="dot" w:pos="8296"/>
+        </w:tabs>
+        <w:rPr>
+          <w:rFonts w:hint="eastAsia"/>
+          <w:noProof/>
+        </w:rPr>
+      </w:pPr>
+      <w:hyperlink w:anchor="_Toc244257654" w:history="1">
+        <w:r>
+          <w:rPr>
+            <w:rStyle w:val="aff9"/>
+            <w:noProof/>
+          </w:rPr>
+          <w:t>附录：新手常用命令速查表</w:t>
+        </w:r>
+        <w:r>
+          <w:rPr>
+            <w:rFonts w:hint="eastAsia"/>
+            <w:noProof/>
+            <w:webHidden/>
+          </w:rPr>
+          <w:tab/>
+        </w:r>
+        <w:r>
+          <w:rPr>
+            <w:rFonts w:hint="eastAsia"/>
+            <w:noProof/>
+            <w:webHidden/>
+          </w:rPr>
+          <w:fldChar w:fldCharType="begin"/>
+        </w:r>
+        <w:r>
+          <w:rPr>
+            <w:rFonts w:hint="eastAsia"/>
+            <w:noProof/>
+            <w:webHidden/>
+          </w:rPr>
+          <w:instrText xml:space="preserve"> </w:instrText>
+        </w:r>
+        <w:r>
+          <w:rPr>
+            <w:noProof/>
+            <w:webHidden/>
+          </w:rPr>
+          <w:instrText>PAGEREF _Toc244257654 \h</w:instrText>
+        </w:r>
+        <w:r>
+          <w:rPr>
+            <w:rFonts w:hint="eastAsia"/>
+            <w:noProof/>
+            <w:webHidden/>
+          </w:rPr>
+          <w:instrText xml:space="preserve"> </w:instrText>
+        </w:r>
+        <w:r>
+          <w:rPr>
+            <w:rFonts w:hint="eastAsia"/>
+            <w:noProof/>
+            <w:webHidden/>
+          </w:rPr>
+        </w:r>
+        <w:r>
+          <w:rPr>
+            <w:rFonts w:hint="eastAsia"/>
+            <w:noProof/>
+            <w:webHidden/>
+          </w:rPr>
+          <w:fldChar w:fldCharType="separate"/>
+        </w:r>
+        <w:r>
+          <w:rPr>
+            <w:noProof/>
+            <w:webHidden/>
+          </w:rPr>
+          <w:t>23</w:t>
+        </w:r>
+        <w:r>
+          <w:rPr>
+            <w:rFonts w:hint="eastAsia"/>
+            <w:noProof/>
+            <w:webHidden/>
+          </w:rPr>
+          <w:fldChar w:fldCharType="end"/>
+        </w:r>
+      </w:hyperlink>
+    </w:p>
+    <w:p>
+      <w:pPr>
+        <w:tabs>
+          <w:tab w:val="right" w:leader="dot" w:pos="8306"/>
+        </w:tabs>
+        <w:spacing w:line="320" w:lineRule="auto"/>
+      </w:pPr>
+      <w:r>
+        <w:fldChar w:fldCharType="end"/>
+      </w:r>
+    </w:p>
+    <w:p>
+      <w:pPr>
         <w:pStyle w:val="1"/>
-      </w:pPr>
+        <w:pageBreakBefore/>
+      </w:pPr>
+      <w:bookmarkStart w:id="0" w:name="_Toc244257616"/>
       <w:r>
         <w:rPr>
           <w:rFonts w:hint="eastAsia"/>
@@ -172,11 +4053,13 @@
         </w:rPr>
         <w:t>是什么</w:t>
       </w:r>
+      <w:bookmarkEnd w:id="0"/>
     </w:p>
     <w:p>
       <w:pPr>
         <w:pStyle w:val="21"/>
       </w:pPr>
+      <w:bookmarkStart w:id="1" w:name="_Toc244257617"/>
       <w:r>
         <w:rPr>
           <w:rFonts w:hint="eastAsia"/>
@@ -195,6 +4078,7 @@
         </w:rPr>
         <w:t>：本地版本控制工具</w:t>
       </w:r>
+      <w:bookmarkEnd w:id="1"/>
     </w:p>
     <w:p>
       <w:pPr>
@@ -230,6 +4114,7 @@
       <w:pPr>
         <w:pStyle w:val="21"/>
       </w:pPr>
+      <w:bookmarkStart w:id="2" w:name="_Toc244257618"/>
       <w:r>
         <w:rPr>
           <w:rFonts w:hint="eastAsia"/>
@@ -248,6 +4133,7 @@
         </w:rPr>
         <w:t>：代码托管与协作平台</w:t>
       </w:r>
+      <w:bookmarkEnd w:id="2"/>
     </w:p>
     <w:p>
       <w:pPr>
@@ -331,6 +4217,7 @@
       <w:pPr>
         <w:pStyle w:val="21"/>
       </w:pPr>
+      <w:bookmarkStart w:id="3" w:name="_Toc244257619"/>
       <w:r>
         <w:rPr>
           <w:rFonts w:hint="eastAsia"/>
@@ -361,6 +4248,7 @@
         </w:rPr>
         <w:t>的关系</w:t>
       </w:r>
+      <w:bookmarkEnd w:id="3"/>
     </w:p>
     <w:p>
       <w:pPr>
@@ -890,17 +4778,20 @@
       <w:pPr>
         <w:pStyle w:val="1"/>
       </w:pPr>
+      <w:bookmarkStart w:id="4" w:name="_Toc244257620"/>
       <w:r>
         <w:rPr>
           <w:rFonts w:hint="eastAsia"/>
         </w:rPr>
         <w:t>二、注册与基础配置</w:t>
       </w:r>
+      <w:bookmarkEnd w:id="4"/>
     </w:p>
     <w:p>
       <w:pPr>
         <w:pStyle w:val="21"/>
       </w:pPr>
+      <w:bookmarkStart w:id="5" w:name="_Toc244257621"/>
       <w:r>
         <w:rPr>
           <w:rFonts w:hint="eastAsia"/>
@@ -919,6 +4810,7 @@
         </w:rPr>
         <w:t>账号</w:t>
       </w:r>
+      <w:bookmarkEnd w:id="5"/>
     </w:p>
     <w:p>
       <w:pPr>
@@ -984,6 +4876,7 @@
       <w:pPr>
         <w:pStyle w:val="21"/>
       </w:pPr>
+      <w:bookmarkStart w:id="6" w:name="_Toc244257622"/>
       <w:r>
         <w:rPr>
           <w:rFonts w:hint="eastAsia"/>
@@ -1003,6 +4896,7 @@
         </w:rPr>
         <w:t>并配置身份</w:t>
       </w:r>
+      <w:bookmarkEnd w:id="6"/>
     </w:p>
     <w:p>
       <w:pPr>
@@ -1049,7 +4943,31 @@
         <w:rPr>
           <w:rFonts w:hint="eastAsia"/>
         </w:rPr>
-        <w:t>，这一步可以跳过——它自带一份</w:t>
+        <w:t>，也不能跳过这一步：桌面端自带的那份</w:t>
+      </w:r>
+      <w:r>
+        <w:rPr>
+          <w:rFonts w:hint="eastAsia"/>
+        </w:rPr>
+        <w:t xml:space="preserve"> Git </w:t>
+      </w:r>
+      <w:r>
+        <w:rPr>
+          <w:rFonts w:hint="eastAsia"/>
+        </w:rPr>
+        <w:t>只给它自己用，没加进系统路径——在终端里敲</w:t>
+      </w:r>
+      <w:r>
+        <w:rPr>
+          <w:rFonts w:hint="eastAsia"/>
+        </w:rPr>
+        <w:t xml:space="preserve"> git </w:t>
+      </w:r>
+      <w:r>
+        <w:rPr>
+          <w:rFonts w:hint="eastAsia"/>
+        </w:rPr>
+        <w:t>会提示「不是内部或外部命令」。要用命令行，必须单独安装</w:t>
       </w:r>
       <w:r>
         <w:rPr>
@@ -1061,7 +4979,19 @@
         <w:rPr>
           <w:rFonts w:hint="eastAsia"/>
         </w:rPr>
-        <w:t>，命令行同样能用。安装完成后打开终端，先告诉</w:t>
+        <w:t>（安装向导里的</w:t>
+      </w:r>
+      <w:r>
+        <w:rPr>
+          <w:rFonts w:hint="eastAsia"/>
+        </w:rPr>
+        <w:t xml:space="preserve"> PATH </w:t>
+      </w:r>
+      <w:r>
+        <w:rPr>
+          <w:rFonts w:hint="eastAsia"/>
+        </w:rPr>
+        <w:t>选项保持默认，装完重开一个终端）。安装完成后打开终端，先告诉</w:t>
       </w:r>
       <w:r>
         <w:rPr>
@@ -1134,6 +5064,7 @@
       <w:pPr>
         <w:pStyle w:val="21"/>
       </w:pPr>
+      <w:bookmarkStart w:id="7" w:name="_Toc244257623"/>
       <w:r>
         <w:rPr>
           <w:rFonts w:hint="eastAsia"/>
@@ -1152,6 +5083,7 @@
         </w:rPr>
         <w:t>密钥（推荐）</w:t>
       </w:r>
+      <w:bookmarkEnd w:id="7"/>
     </w:p>
     <w:p>
       <w:pPr>
@@ -1382,7 +5314,7 @@
                     <pic:cNvPicPr/>
                   </pic:nvPicPr>
                   <pic:blipFill>
-                    <a:blip r:embed="rId5"/>
+                    <a:blip r:embed="rId7"/>
                     <a:stretch>
                       <a:fillRect/>
                     </a:stretch>
@@ -1448,12 +5380,14 @@
       <w:pPr>
         <w:pStyle w:val="21"/>
       </w:pPr>
+      <w:bookmarkStart w:id="8" w:name="_Toc244257624"/>
       <w:r>
         <w:rPr>
           <w:rFonts w:hint="eastAsia"/>
         </w:rPr>
         <w:t>（四）小贴士：网络访问不畅怎么办</w:t>
       </w:r>
+      <w:bookmarkEnd w:id="8"/>
     </w:p>
     <w:p>
       <w:pPr>
@@ -1708,6 +5642,7 @@
           <w:szCs w:val="32"/>
         </w:rPr>
       </w:pPr>
+      <w:bookmarkStart w:id="9" w:name="_Toc244257625"/>
       <w:r>
         <w:rPr>
           <w:rFonts w:hint="eastAsia"/>
@@ -1715,6 +5650,7 @@
         </w:rPr>
         <w:t>（五）学生认证：免费领取教育福利</w:t>
       </w:r>
+      <w:bookmarkEnd w:id="9"/>
     </w:p>
     <w:p>
       <w:r>
@@ -1905,12 +5841,14 @@
       <w:pPr>
         <w:pStyle w:val="1"/>
       </w:pPr>
+      <w:bookmarkStart w:id="10" w:name="_Toc244257626"/>
       <w:r>
         <w:rPr>
           <w:rFonts w:hint="eastAsia"/>
         </w:rPr>
         <w:t>三、核心概念速查</w:t>
       </w:r>
+      <w:bookmarkEnd w:id="10"/>
     </w:p>
     <w:p>
       <w:pPr>
@@ -2588,6 +6526,7 @@
       <w:pPr>
         <w:pStyle w:val="1"/>
       </w:pPr>
+      <w:bookmarkStart w:id="11" w:name="_Toc244257627"/>
       <w:r>
         <w:rPr>
           <w:rFonts w:hint="eastAsia"/>
@@ -2595,6 +6534,7 @@
         <w:lastRenderedPageBreak/>
         <w:t>阅读路线：三种使用姿势，对号入座</w:t>
       </w:r>
+      <w:bookmarkEnd w:id="11"/>
     </w:p>
     <w:p>
       <w:pPr>
@@ -2755,12 +6695,14 @@
           <w:szCs w:val="44"/>
         </w:rPr>
       </w:pPr>
+      <w:bookmarkStart w:id="12" w:name="_Toc244257628"/>
       <w:r>
         <w:rPr>
           <w:rFonts w:hint="eastAsia"/>
         </w:rPr>
         <w:t>四、电脑端与手机端：两个客户端怎么用</w:t>
       </w:r>
+      <w:bookmarkEnd w:id="12"/>
     </w:p>
     <w:p>
       <w:pPr>
@@ -2818,6 +6760,7 @@
           <w:szCs w:val="32"/>
         </w:rPr>
       </w:pPr>
+      <w:bookmarkStart w:id="13" w:name="_Toc244257629"/>
       <w:r>
         <w:rPr>
           <w:rFonts w:hint="eastAsia"/>
@@ -2830,6 +6773,7 @@
         </w:rPr>
         <w:t>GitHub Desktop</w:t>
       </w:r>
+      <w:bookmarkEnd w:id="13"/>
     </w:p>
     <w:p>
       <w:pPr>
@@ -3223,7 +7167,7 @@
                     <pic:cNvPicPr/>
                   </pic:nvPicPr>
                   <pic:blipFill>
-                    <a:blip r:embed="rId6"/>
+                    <a:blip r:embed="rId8"/>
                     <a:stretch>
                       <a:fillRect/>
                     </a:stretch>
@@ -3941,6 +7885,7 @@
           <w:szCs w:val="32"/>
         </w:rPr>
       </w:pPr>
+      <w:bookmarkStart w:id="14" w:name="_Toc244257630"/>
       <w:r>
         <w:rPr>
           <w:rFonts w:hint="eastAsia"/>
@@ -3953,6 +7898,7 @@
         </w:rPr>
         <w:t>GitHub App</w:t>
       </w:r>
+      <w:bookmarkEnd w:id="14"/>
     </w:p>
     <w:p>
       <w:pPr>
@@ -4399,12 +8345,14 @@
           <w:szCs w:val="32"/>
         </w:rPr>
       </w:pPr>
+      <w:bookmarkStart w:id="15" w:name="_Toc244257631"/>
       <w:r>
         <w:rPr>
           <w:rFonts w:hint="eastAsia"/>
         </w:rPr>
         <w:t>（三）三端怎么配合</w:t>
       </w:r>
+      <w:bookmarkEnd w:id="15"/>
     </w:p>
     <w:p>
       <w:pPr>
@@ -5208,12 +9156,14 @@
           <w:szCs w:val="32"/>
         </w:rPr>
       </w:pPr>
+      <w:bookmarkStart w:id="16" w:name="_Toc244257632"/>
       <w:r>
         <w:rPr>
           <w:rFonts w:hint="eastAsia"/>
         </w:rPr>
         <w:t>（四）学习进度自检</w:t>
       </w:r>
+      <w:bookmarkEnd w:id="16"/>
     </w:p>
     <w:p>
       <w:pPr>
@@ -5552,7 +9502,19 @@
               <w:rPr>
                 <w:rFonts w:hint="eastAsia"/>
               </w:rPr>
-              <w:t>已完成（随桌面端捆绑安装）</w:t>
+              <w:t>已安装（未进</w:t>
+            </w:r>
+            <w:r>
+              <w:rPr>
+                <w:rFonts w:hint="eastAsia"/>
+              </w:rPr>
+              <w:t xml:space="preserve"> PATH</w:t>
+            </w:r>
+            <w:r>
+              <w:rPr>
+                <w:rFonts w:hint="eastAsia"/>
+              </w:rPr>
+              <w:t>，命令行暂不可用）</w:t>
             </w:r>
           </w:p>
         </w:tc>
@@ -6166,12 +10128,14 @@
           <w:szCs w:val="32"/>
         </w:rPr>
       </w:pPr>
+      <w:bookmarkStart w:id="17" w:name="_Toc244257633"/>
       <w:r>
         <w:rPr>
           <w:rFonts w:hint="eastAsia"/>
         </w:rPr>
         <w:t>（五）新手最容易漏掉的四件事</w:t>
       </w:r>
+      <w:bookmarkEnd w:id="17"/>
     </w:p>
     <w:p>
       <w:pPr>
@@ -6315,19 +10279,21 @@
         <w:rPr>
           <w:rFonts w:hint="eastAsia"/>
         </w:rPr>
-        <w:t>查看当前提交作者名，如果不是真实姓名或常用昵称，可以改过来，因为这个名字会永久记录在每一次提交里。</w:t>
+        <w:t>查看当前提交作者名。建议填网名或拼音缩写，不要写真实姓名——这个名字会永久写进每一次提交，公开仓库里人人可见；提交之后再改，就要重写历史。</w:t>
       </w:r>
     </w:p>
     <w:p>
       <w:pPr>
         <w:pStyle w:val="1"/>
       </w:pPr>
+      <w:bookmarkStart w:id="18" w:name="_Toc244257634"/>
       <w:r>
         <w:rPr>
           <w:rFonts w:hint="eastAsia"/>
         </w:rPr>
         <w:t>五、新手最常用的操作流程</w:t>
       </w:r>
+      <w:bookmarkEnd w:id="18"/>
     </w:p>
     <w:p>
       <w:pPr>
@@ -6372,6 +10338,7 @@
       <w:pPr>
         <w:pStyle w:val="21"/>
       </w:pPr>
+      <w:bookmarkStart w:id="19" w:name="_Toc244257635"/>
       <w:r>
         <w:rPr>
           <w:rFonts w:hint="eastAsia"/>
@@ -6390,6 +10357,7 @@
         </w:rPr>
         <w:t>的四个工作区域</w:t>
       </w:r>
+      <w:bookmarkEnd w:id="19"/>
     </w:p>
     <w:p>
       <w:pPr>
@@ -6502,7 +10470,7 @@
                     <pic:cNvPicPr/>
                   </pic:nvPicPr>
                   <pic:blipFill>
-                    <a:blip r:embed="rId7"/>
+                    <a:blip r:embed="rId9"/>
                     <a:stretch>
                       <a:fillRect/>
                     </a:stretch>
@@ -6554,6 +10522,7 @@
       <w:pPr>
         <w:pStyle w:val="21"/>
       </w:pPr>
+      <w:bookmarkStart w:id="20" w:name="_Toc244257636"/>
       <w:r>
         <w:rPr>
           <w:rFonts w:hint="eastAsia"/>
@@ -6572,6 +10541,7 @@
         </w:rPr>
         <w:t>分钟第一次实操</w:t>
       </w:r>
+      <w:bookmarkEnd w:id="20"/>
     </w:p>
     <w:p>
       <w:pPr>
@@ -6623,7 +10593,7 @@
                     <pic:cNvPicPr/>
                   </pic:nvPicPr>
                   <pic:blipFill>
-                    <a:blip r:embed="rId8"/>
+                    <a:blip r:embed="rId10"/>
                     <a:stretch>
                       <a:fillRect/>
                     </a:stretch>
@@ -6760,6 +10730,7 @@
       <w:pPr>
         <w:pStyle w:val="21"/>
       </w:pPr>
+      <w:bookmarkStart w:id="21" w:name="_Toc244257637"/>
       <w:r>
         <w:rPr>
           <w:rFonts w:hint="eastAsia"/>
@@ -6772,6 +10743,7 @@
         </w:rPr>
         <w:t xml:space="preserve"> GitHub</w:t>
       </w:r>
+      <w:bookmarkEnd w:id="21"/>
     </w:p>
     <w:p>
       <w:pPr>
@@ -6835,7 +10807,7 @@
                     <pic:cNvPicPr/>
                   </pic:nvPicPr>
                   <pic:blipFill>
-                    <a:blip r:embed="rId9"/>
+                    <a:blip r:embed="rId11"/>
                     <a:stretch>
                       <a:fillRect/>
                     </a:stretch>
@@ -7108,12 +11080,14 @@
       <w:pPr>
         <w:pStyle w:val="21"/>
       </w:pPr>
+      <w:bookmarkStart w:id="22" w:name="_Toc244257638"/>
       <w:r>
         <w:rPr>
           <w:rFonts w:hint="eastAsia"/>
         </w:rPr>
         <w:t>（四）下载别人的项目</w:t>
       </w:r>
+      <w:bookmarkEnd w:id="22"/>
     </w:p>
     <w:p>
       <w:pPr>
@@ -7244,12 +11218,14 @@
       <w:pPr>
         <w:pStyle w:val="21"/>
       </w:pPr>
+      <w:bookmarkStart w:id="23" w:name="_Toc244257639"/>
       <w:r>
         <w:rPr>
           <w:rFonts w:hint="eastAsia"/>
         </w:rPr>
         <w:t>（五）日常修改代码并提交</w:t>
       </w:r>
+      <w:bookmarkEnd w:id="23"/>
     </w:p>
     <w:p>
       <w:pPr>
@@ -7340,6 +11316,7 @@
       <w:pPr>
         <w:pStyle w:val="21"/>
       </w:pPr>
+      <w:bookmarkStart w:id="24" w:name="_Toc244257640"/>
       <w:r>
         <w:rPr>
           <w:rFonts w:hint="eastAsia"/>
@@ -7358,6 +11335,7 @@
         </w:rPr>
         <w:t>流程</w:t>
       </w:r>
+      <w:bookmarkEnd w:id="24"/>
     </w:p>
     <w:p>
       <w:pPr>
@@ -7669,7 +11647,7 @@
                     <pic:cNvPicPr/>
                   </pic:nvPicPr>
                   <pic:blipFill>
-                    <a:blip r:embed="rId10"/>
+                    <a:blip r:embed="rId12"/>
                     <a:stretch>
                       <a:fillRect/>
                     </a:stretch>
@@ -7977,12 +11955,14 @@
       <w:pPr>
         <w:pStyle w:val="21"/>
       </w:pPr>
+      <w:bookmarkStart w:id="25" w:name="_Toc244257641"/>
       <w:r>
         <w:rPr>
           <w:rFonts w:hint="eastAsia"/>
         </w:rPr>
         <w:t>（七）撤销与回退：改错了怎么办</w:t>
       </w:r>
+      <w:bookmarkEnd w:id="25"/>
     </w:p>
     <w:p>
       <w:pPr>
@@ -8196,17 +12176,20 @@
       <w:pPr>
         <w:pStyle w:val="1"/>
       </w:pPr>
+      <w:bookmarkStart w:id="26" w:name="_Toc244257642"/>
       <w:r>
         <w:rPr>
           <w:rFonts w:hint="eastAsia"/>
         </w:rPr>
         <w:t>六、提升效率的实用功能</w:t>
       </w:r>
+      <w:bookmarkEnd w:id="26"/>
     </w:p>
     <w:p>
       <w:pPr>
         <w:pStyle w:val="21"/>
       </w:pPr>
+      <w:bookmarkStart w:id="27" w:name="_Toc244257643"/>
       <w:r>
         <w:rPr>
           <w:rFonts w:hint="eastAsia"/>
@@ -8225,6 +12208,7 @@
         </w:rPr>
         <w:t>：仓库的门面</w:t>
       </w:r>
+      <w:bookmarkEnd w:id="27"/>
     </w:p>
     <w:p>
       <w:pPr>
@@ -8260,6 +12244,7 @@
       <w:pPr>
         <w:pStyle w:val="21"/>
       </w:pPr>
+      <w:bookmarkStart w:id="28" w:name="_Toc244257644"/>
       <w:r>
         <w:rPr>
           <w:rFonts w:hint="eastAsia"/>
@@ -8278,6 +12263,7 @@
         </w:rPr>
         <w:t>：排除不需要跟踪的文件</w:t>
       </w:r>
+      <w:bookmarkEnd w:id="28"/>
     </w:p>
     <w:p>
       <w:pPr>
@@ -8331,6 +12317,7 @@
       <w:pPr>
         <w:pStyle w:val="21"/>
       </w:pPr>
+      <w:bookmarkStart w:id="29" w:name="_Toc244257645"/>
       <w:r>
         <w:rPr>
           <w:rFonts w:hint="eastAsia"/>
@@ -8349,6 +12336,7 @@
         </w:rPr>
         <w:t>：自动化流水线</w:t>
       </w:r>
+      <w:bookmarkEnd w:id="29"/>
     </w:p>
     <w:p>
       <w:pPr>
@@ -8390,6 +12378,7 @@
       <w:pPr>
         <w:pStyle w:val="21"/>
       </w:pPr>
+      <w:bookmarkStart w:id="30" w:name="_Toc244257646"/>
       <w:r>
         <w:rPr>
           <w:rFonts w:hint="eastAsia"/>
@@ -8408,6 +12397,7 @@
         </w:rPr>
         <w:t>：免费托管静态网页</w:t>
       </w:r>
+      <w:bookmarkEnd w:id="30"/>
     </w:p>
     <w:p>
       <w:pPr>
@@ -8552,23 +12542,27 @@
       <w:pPr>
         <w:pStyle w:val="1"/>
       </w:pPr>
+      <w:bookmarkStart w:id="31" w:name="_Toc244257647"/>
       <w:r>
         <w:rPr>
           <w:rFonts w:hint="eastAsia"/>
         </w:rPr>
         <w:t>七、常见问题与避坑</w:t>
       </w:r>
+      <w:bookmarkEnd w:id="31"/>
     </w:p>
     <w:p>
       <w:pPr>
         <w:pStyle w:val="21"/>
       </w:pPr>
+      <w:bookmarkStart w:id="32" w:name="_Toc244257648"/>
       <w:r>
         <w:rPr>
           <w:rFonts w:hint="eastAsia"/>
         </w:rPr>
         <w:t>（一）不要把密钥和密码提交到仓库</w:t>
       </w:r>
+      <w:bookmarkEnd w:id="32"/>
     </w:p>
     <w:p>
       <w:pPr>
@@ -8664,6 +12658,7 @@
       <w:pPr>
         <w:pStyle w:val="21"/>
       </w:pPr>
+      <w:bookmarkStart w:id="33" w:name="_Toc244257649"/>
       <w:r>
         <w:rPr>
           <w:rFonts w:hint="eastAsia"/>
@@ -8694,6 +12689,7 @@
         </w:rPr>
         <w:t>）怎么办</w:t>
       </w:r>
+      <w:bookmarkEnd w:id="33"/>
     </w:p>
     <w:p>
       <w:pPr>
@@ -8993,12 +12989,14 @@
       <w:pPr>
         <w:pStyle w:val="21"/>
       </w:pPr>
+      <w:bookmarkStart w:id="34" w:name="_Toc244257650"/>
       <w:r>
         <w:rPr>
           <w:rFonts w:hint="eastAsia"/>
         </w:rPr>
         <w:t>（三）提交信息要写清楚</w:t>
       </w:r>
+      <w:bookmarkEnd w:id="34"/>
     </w:p>
     <w:p>
       <w:pPr>
@@ -9064,6 +13062,7 @@
       <w:pPr>
         <w:pStyle w:val="21"/>
       </w:pPr>
+      <w:bookmarkStart w:id="35" w:name="_Toc244257651"/>
       <w:r>
         <w:rPr>
           <w:rFonts w:hint="eastAsia"/>
@@ -9083,6 +13082,7 @@
         </w:rPr>
         <w:t>慢或失败怎么办</w:t>
       </w:r>
+      <w:bookmarkEnd w:id="35"/>
     </w:p>
     <w:p>
       <w:pPr>
@@ -9136,6 +13136,7 @@
       <w:pPr>
         <w:pStyle w:val="21"/>
       </w:pPr>
+      <w:bookmarkStart w:id="36" w:name="_Toc244257652"/>
       <w:r>
         <w:rPr>
           <w:rFonts w:hint="eastAsia"/>
@@ -9166,6 +13167,7 @@
         </w:rPr>
         <w:t>警告</w:t>
       </w:r>
+      <w:bookmarkEnd w:id="36"/>
     </w:p>
     <w:p>
       <w:pPr>
@@ -9297,12 +13299,14 @@
       <w:pPr>
         <w:pStyle w:val="21"/>
       </w:pPr>
+      <w:bookmarkStart w:id="37" w:name="_Toc244257653"/>
       <w:r>
         <w:rPr>
           <w:rFonts w:hint="eastAsia"/>
         </w:rPr>
         <w:t>（六）桌面端与手机端专属问题</w:t>
       </w:r>
+      <w:bookmarkEnd w:id="37"/>
     </w:p>
     <w:p>
       <w:pPr>
@@ -9723,6 +13727,7 @@
           <w:szCs w:val="32"/>
         </w:rPr>
       </w:pPr>
+      <w:bookmarkStart w:id="38" w:name="_Toc244257654"/>
       <w:r>
         <w:rPr>
           <w:rFonts w:hint="eastAsia"/>
@@ -9730,6 +13735,7 @@
         <w:lastRenderedPageBreak/>
         <w:t>附录：新手常用命令速查表</w:t>
       </w:r>
+      <w:bookmarkEnd w:id="38"/>
     </w:p>
     <w:tbl>
       <w:tblPr>
@@ -9936,7 +13942,16 @@
                 <w:szCs w:val="21"/>
                 <w:shd w:val="clear" w:color="auto" w:fill="F5F5F5"/>
               </w:rPr>
-              <w:t>git add 文件名</w:t>
+              <w:t xml:space="preserve">git add </w:t>
+            </w:r>
+            <w:r>
+              <w:rPr>
+                <w:rFonts w:ascii="Consolas" w:eastAsia="Consolas" w:hAnsi="Consolas" w:cs="Consolas" w:hint="eastAsia"/>
+                <w:sz w:val="21"/>
+                <w:szCs w:val="21"/>
+                <w:shd w:val="clear" w:color="auto" w:fill="F5F5F5"/>
+              </w:rPr>
+              <w:t>文件名</w:t>
             </w:r>
             <w:r>
               <w:rPr>
@@ -10013,7 +14028,25 @@
                 <w:szCs w:val="21"/>
                 <w:shd w:val="clear" w:color="auto" w:fill="F5F5F5"/>
               </w:rPr>
-              <w:t>git commit -m "说明"</w:t>
+              <w:t>git commit -m "</w:t>
+            </w:r>
+            <w:r>
+              <w:rPr>
+                <w:rFonts w:ascii="Consolas" w:eastAsia="Consolas" w:hAnsi="Consolas" w:cs="Consolas" w:hint="eastAsia"/>
+                <w:sz w:val="21"/>
+                <w:szCs w:val="21"/>
+                <w:shd w:val="clear" w:color="auto" w:fill="F5F5F5"/>
+              </w:rPr>
+              <w:t>说明</w:t>
+            </w:r>
+            <w:r>
+              <w:rPr>
+                <w:rFonts w:ascii="Consolas" w:eastAsia="Consolas" w:hAnsi="Consolas" w:cs="Consolas" w:hint="eastAsia"/>
+                <w:sz w:val="21"/>
+                <w:szCs w:val="21"/>
+                <w:shd w:val="clear" w:color="auto" w:fill="F5F5F5"/>
+              </w:rPr>
+              <w:t>"</w:t>
             </w:r>
           </w:p>
         </w:tc>
@@ -10057,7 +14090,43 @@
                 <w:szCs w:val="21"/>
                 <w:shd w:val="clear" w:color="auto" w:fill="F5F5F5"/>
               </w:rPr>
-              <w:t>git remote add origin git@github.com:用户名/仓库名.git</w:t>
+              <w:t>git remote add origin git@github.com:</w:t>
+            </w:r>
+            <w:r>
+              <w:rPr>
+                <w:rFonts w:ascii="Consolas" w:eastAsia="Consolas" w:hAnsi="Consolas" w:cs="Consolas" w:hint="eastAsia"/>
+                <w:sz w:val="21"/>
+                <w:szCs w:val="21"/>
+                <w:shd w:val="clear" w:color="auto" w:fill="F5F5F5"/>
+              </w:rPr>
+              <w:t>用户名</w:t>
+            </w:r>
+            <w:r>
+              <w:rPr>
+                <w:rFonts w:ascii="Consolas" w:eastAsia="Consolas" w:hAnsi="Consolas" w:cs="Consolas" w:hint="eastAsia"/>
+                <w:sz w:val="21"/>
+                <w:szCs w:val="21"/>
+                <w:shd w:val="clear" w:color="auto" w:fill="F5F5F5"/>
+              </w:rPr>
+              <w:t>/</w:t>
+            </w:r>
+            <w:r>
+              <w:rPr>
+                <w:rFonts w:ascii="Consolas" w:eastAsia="Consolas" w:hAnsi="Consolas" w:cs="Consolas" w:hint="eastAsia"/>
+                <w:sz w:val="21"/>
+                <w:szCs w:val="21"/>
+                <w:shd w:val="clear" w:color="auto" w:fill="F5F5F5"/>
+              </w:rPr>
+              <w:t>仓库名</w:t>
+            </w:r>
+            <w:r>
+              <w:rPr>
+                <w:rFonts w:ascii="Consolas" w:eastAsia="Consolas" w:hAnsi="Consolas" w:cs="Consolas" w:hint="eastAsia"/>
+                <w:sz w:val="21"/>
+                <w:szCs w:val="21"/>
+                <w:shd w:val="clear" w:color="auto" w:fill="F5F5F5"/>
+              </w:rPr>
+              <w:t>.git</w:t>
             </w:r>
           </w:p>
         </w:tc>
@@ -10233,7 +14302,43 @@
                 <w:szCs w:val="21"/>
                 <w:shd w:val="clear" w:color="auto" w:fill="F5F5F5"/>
               </w:rPr>
-              <w:t>git clone git@github.com:用户名/仓库名.git</w:t>
+              <w:t>git clone git@github.com:</w:t>
+            </w:r>
+            <w:r>
+              <w:rPr>
+                <w:rFonts w:ascii="Consolas" w:eastAsia="Consolas" w:hAnsi="Consolas" w:cs="Consolas" w:hint="eastAsia"/>
+                <w:sz w:val="21"/>
+                <w:szCs w:val="21"/>
+                <w:shd w:val="clear" w:color="auto" w:fill="F5F5F5"/>
+              </w:rPr>
+              <w:t>用户名</w:t>
+            </w:r>
+            <w:r>
+              <w:rPr>
+                <w:rFonts w:ascii="Consolas" w:eastAsia="Consolas" w:hAnsi="Consolas" w:cs="Consolas" w:hint="eastAsia"/>
+                <w:sz w:val="21"/>
+                <w:szCs w:val="21"/>
+                <w:shd w:val="clear" w:color="auto" w:fill="F5F5F5"/>
+              </w:rPr>
+              <w:t>/</w:t>
+            </w:r>
+            <w:r>
+              <w:rPr>
+                <w:rFonts w:ascii="Consolas" w:eastAsia="Consolas" w:hAnsi="Consolas" w:cs="Consolas" w:hint="eastAsia"/>
+                <w:sz w:val="21"/>
+                <w:szCs w:val="21"/>
+                <w:shd w:val="clear" w:color="auto" w:fill="F5F5F5"/>
+              </w:rPr>
+              <w:t>仓库名</w:t>
+            </w:r>
+            <w:r>
+              <w:rPr>
+                <w:rFonts w:ascii="Consolas" w:eastAsia="Consolas" w:hAnsi="Consolas" w:cs="Consolas" w:hint="eastAsia"/>
+                <w:sz w:val="21"/>
+                <w:szCs w:val="21"/>
+                <w:shd w:val="clear" w:color="auto" w:fill="F5F5F5"/>
+              </w:rPr>
+              <w:t>.git</w:t>
             </w:r>
           </w:p>
         </w:tc>
@@ -10277,7 +14382,16 @@
                 <w:szCs w:val="21"/>
                 <w:shd w:val="clear" w:color="auto" w:fill="F5F5F5"/>
               </w:rPr>
-              <w:t>git checkout -b 分支名</w:t>
+              <w:t xml:space="preserve">git checkout -b </w:t>
+            </w:r>
+            <w:r>
+              <w:rPr>
+                <w:rFonts w:ascii="Consolas" w:eastAsia="Consolas" w:hAnsi="Consolas" w:cs="Consolas" w:hint="eastAsia"/>
+                <w:sz w:val="21"/>
+                <w:szCs w:val="21"/>
+                <w:shd w:val="clear" w:color="auto" w:fill="F5F5F5"/>
+              </w:rPr>
+              <w:t>分支名</w:t>
             </w:r>
           </w:p>
         </w:tc>
@@ -10639,6 +14753,56 @@
     </w:sectPr>
   </w:body>
 </w:document>
+</file>
+
+<file path=word/endnotes.xml><?xml version="1.0" encoding="utf-8"?>
+<w:endnotes xmlns:wpc="http://schemas.microsoft.com/office/word/2010/wordprocessingCanvas" xmlns:cx="http://schemas.microsoft.com/office/drawing/2014/chartex" xmlns:cx1="http://schemas.microsoft.com/office/drawing/2015/9/8/chartex" xmlns:cx2="http://schemas.microsoft.com/office/drawing/2015/10/21/chartex" xmlns:cx3="http://schemas.microsoft.com/office/drawing/2016/5/9/chartex" xmlns:cx4="http://schemas.microsoft.com/office/drawing/2016/5/10/chartex" xmlns:cx5="http://schemas.microsoft.com/office/drawing/2016/5/11/chartex" xmlns:cx6="http://schemas.microsoft.com/office/drawing/2016/5/12/chartex" xmlns:cx7="http://schemas.microsoft.com/office/drawing/2016/5/13/chartex" xmlns:cx8="http://schemas.microsoft.com/office/drawing/2016/5/14/chartex" xmlns:mc="http://schemas.openxmlformats.org/markup-compatibility/2006" xmlns:aink="http://schemas.microsoft.com/office/drawing/2016/ink" xmlns:am3d="http://schemas.microsoft.com/office/drawing/2017/model3d" xmlns:o="urn:schemas-microsoft-com:office:office" xmlns:oel="http://schemas.microsoft.com/office/2019/extlst" xmlns:r="http://schemas.openxmlformats.org/officeDocument/2006/relationships" xmlns:m="http://schemas.openxmlformats.org/officeDocument/2006/math" xmlns:v="urn:schemas-microsoft-com:vml" xmlns:wp14="http://schemas.microsoft.com/office/word/2010/wordprocessingDrawing" xmlns:wp="http://schemas.openxmlformats.org/drawingml/2006/wordprocessingDrawing" xmlns:w10="urn:schemas-microsoft-com:office:word" xmlns:w="http://schemas.openxmlformats.org/wordprocessingml/2006/main" xmlns:w14="http://schemas.microsoft.com/office/word/2010/wordml" xmlns:w15="http://schemas.microsoft.com/office/word/2012/wordml" xmlns:w16cex="http://schemas.microsoft.com/office/word/2018/wordml/cex" xmlns:w16cid="http://schemas.microsoft.com/office/word/2016/wordml/cid" xmlns:w16="http://schemas.microsoft.com/office/word/2018/wordml" xmlns:w16du="http://schemas.microsoft.com/office/word/2023/wordml/word16du" xmlns:w16sdtdh="http://schemas.microsoft.com/office/word/2020/wordml/sdtdatahash" xmlns:w16sdtfl="http://schemas.microsoft.com/office/word/2024/wordml/sdtformatlock" xmlns:w16se="http://schemas.microsoft.com/office/word/2015/wordml/symex" xmlns:wpg="http://schemas.microsoft.com/office/word/2010/wordprocessingGroup" xmlns:wpi="http://schemas.microsoft.com/office/word/2010/wordprocessingInk" xmlns:wne="http://schemas.microsoft.com/office/word/2006/wordml" xmlns:wps="http://schemas.microsoft.com/office/word/2010/wordprocessingShape" mc:Ignorable="w14 w15 w16se w16cid w16 w16cex w16sdtdh w16sdtfl w16du wp14">
+  <w:endnote w:type="separator" w:id="-1">
+    <w:p>
+      <w:pPr>
+        <w:spacing w:after="0" w:line="240" w:lineRule="auto"/>
+      </w:pPr>
+      <w:r>
+        <w:separator/>
+      </w:r>
+    </w:p>
+  </w:endnote>
+  <w:endnote w:type="continuationSeparator" w:id="0">
+    <w:p>
+      <w:pPr>
+        <w:spacing w:after="0" w:line="240" w:lineRule="auto"/>
+      </w:pPr>
+      <w:r>
+        <w:continuationSeparator/>
+      </w:r>
+    </w:p>
+  </w:endnote>
+</w:endnotes>
+</file>
+
+<file path=word/footnotes.xml><?xml version="1.0" encoding="utf-8"?>
+<w:footnotes xmlns:wpc="http://schemas.microsoft.com/office/word/2010/wordprocessingCanvas" xmlns:cx="http://schemas.microsoft.com/office/drawing/2014/chartex" xmlns:cx1="http://schemas.microsoft.com/office/drawing/2015/9/8/chartex" xmlns:cx2="http://schemas.microsoft.com/office/drawing/2015/10/21/chartex" xmlns:cx3="http://schemas.microsoft.com/office/drawing/2016/5/9/chartex" xmlns:cx4="http://schemas.microsoft.com/office/drawing/2016/5/10/chartex" xmlns:cx5="http://schemas.microsoft.com/office/drawing/2016/5/11/chartex" xmlns:cx6="http://schemas.microsoft.com/office/drawing/2016/5/12/chartex" xmlns:cx7="http://schemas.microsoft.com/office/drawing/2016/5/13/chartex" xmlns:cx8="http://schemas.microsoft.com/office/drawing/2016/5/14/chartex" xmlns:mc="http://schemas.openxmlformats.org/markup-compatibility/2006" xmlns:aink="http://schemas.microsoft.com/office/drawing/2016/ink" xmlns:am3d="http://schemas.microsoft.com/office/drawing/2017/model3d" xmlns:o="urn:schemas-microsoft-com:office:office" xmlns:oel="http://schemas.microsoft.com/office/2019/extlst" xmlns:r="http://schemas.openxmlformats.org/officeDocument/2006/relationships" xmlns:m="http://schemas.openxmlformats.org/officeDocument/2006/math" xmlns:v="urn:schemas-microsoft-com:vml" xmlns:wp14="http://schemas.microsoft.com/office/word/2010/wordprocessingDrawing" xmlns:wp="http://schemas.openxmlformats.org/drawingml/2006/wordprocessingDrawing" xmlns:w10="urn:schemas-microsoft-com:office:word" xmlns:w="http://schemas.openxmlformats.org/wordprocessingml/2006/main" xmlns:w14="http://schemas.microsoft.com/office/word/2010/wordml" xmlns:w15="http://schemas.microsoft.com/office/word/2012/wordml" xmlns:w16cex="http://schemas.microsoft.com/office/word/2018/wordml/cex" xmlns:w16cid="http://schemas.microsoft.com/office/word/2016/wordml/cid" xmlns:w16="http://schemas.microsoft.com/office/word/2018/wordml" xmlns:w16du="http://schemas.microsoft.com/office/word/2023/wordml/word16du" xmlns:w16sdtdh="http://schemas.microsoft.com/office/word/2020/wordml/sdtdatahash" xmlns:w16sdtfl="http://schemas.microsoft.com/office/word/2024/wordml/sdtformatlock" xmlns:w16se="http://schemas.microsoft.com/office/word/2015/wordml/symex" xmlns:wpg="http://schemas.microsoft.com/office/word/2010/wordprocessingGroup" xmlns:wpi="http://schemas.microsoft.com/office/word/2010/wordprocessingInk" xmlns:wne="http://schemas.microsoft.com/office/word/2006/wordml" xmlns:wps="http://schemas.microsoft.com/office/word/2010/wordprocessingShape" mc:Ignorable="w14 w15 w16se w16cid w16 w16cex w16sdtdh w16sdtfl w16du wp14">
+  <w:footnote w:type="separator" w:id="-1">
+    <w:p>
+      <w:pPr>
+        <w:spacing w:after="0" w:line="240" w:lineRule="auto"/>
+      </w:pPr>
+      <w:r>
+        <w:separator/>
+      </w:r>
+    </w:p>
+  </w:footnote>
+  <w:footnote w:type="continuationSeparator" w:id="0">
+    <w:p>
+      <w:pPr>
+        <w:spacing w:after="0" w:line="240" w:lineRule="auto"/>
+      </w:pPr>
+      <w:r>
+        <w:continuationSeparator/>
+      </w:r>
+    </w:p>
+  </w:footnote>
+</w:footnotes>
 </file>
 
 <file path=word/numbering.xml><?xml version="1.0" encoding="utf-8"?>
@@ -22368,6 +26532,38 @@
       </w:rPr>
     </w:tblStylePr>
   </w:style>
+  <w:style w:type="paragraph" w:styleId="TOC1">
+    <w:name w:val="toc 1"/>
+    <w:basedOn w:val="a"/>
+    <w:next w:val="a"/>
+    <w:autoRedefine/>
+    <w:uiPriority w:val="39"/>
+    <w:unhideWhenUsed/>
+    <w:rsid w:val="008E7C3B"/>
+  </w:style>
+  <w:style w:type="paragraph" w:styleId="TOC2">
+    <w:name w:val="toc 2"/>
+    <w:basedOn w:val="a"/>
+    <w:next w:val="a"/>
+    <w:autoRedefine/>
+    <w:uiPriority w:val="39"/>
+    <w:unhideWhenUsed/>
+    <w:rsid w:val="008E7C3B"/>
+    <w:pPr>
+      <w:ind w:leftChars="200" w:left="420"/>
+    </w:pPr>
+  </w:style>
+  <w:style w:type="character" w:styleId="aff9">
+    <w:name w:val="Hyperlink"/>
+    <w:basedOn w:val="a0"/>
+    <w:uiPriority w:val="99"/>
+    <w:unhideWhenUsed/>
+    <w:rsid w:val="008E7C3B"/>
+    <w:rPr>
+      <w:color w:val="0000FF" w:themeColor="hyperlink"/>
+      <w:u w:val="single"/>
+    </w:rPr>
+  </w:style>
 </w:styles>
 </file>
 
